--- a/Embedded_AI/ClassNotes/Class_Notes_Embedded_AI.docx
+++ b/Embedded_AI/ClassNotes/Class_Notes_Embedded_AI.docx
@@ -12,8 +12,794 @@
         <w:rPr>
           <w:sz w:val="22"/>
         </w:rPr>
-        <w:t>Notes: 08/12/25</w:t>
-      </w:r>
+        <w:t>Class Notes Embedded AI 30/06/2026</w:t>
+      </w:r>
+    </w:p>
+    <w:p>
+      <w:pPr>
+        <w:rPr>
+          <w:sz w:val="22"/>
+        </w:rPr>
+      </w:pPr>
+      <w:r>
+        <w:rPr>
+          <w:sz w:val="22"/>
+        </w:rPr>
+        <w:t xml:space="preserve">The video content details Google’s recent announcement of its </w:t>
+      </w:r>
+      <w:r>
+        <w:rPr>
+          <w:b/>
+          <w:bCs/>
+          <w:sz w:val="22"/>
+        </w:rPr>
+        <w:t>eighth-generation AI chips</w:t>
+      </w:r>
+      <w:r>
+        <w:rPr>
+          <w:sz w:val="22"/>
+        </w:rPr>
+        <w:t xml:space="preserve">, highlighting a shift from producing a single general-purpose chip to two specialized </w:t>
+      </w:r>
+      <w:r>
+        <w:rPr>
+          <w:b/>
+          <w:bCs/>
+          <w:sz w:val="22"/>
+        </w:rPr>
+        <w:t>Tensor Processing Units (TPUs)</w:t>
+      </w:r>
+      <w:r>
+        <w:rPr>
+          <w:sz w:val="22"/>
+        </w:rPr>
+        <w:t>. This evolution is driven by the realization that training AI models and running them (inference) have diverged into two distinct hardware problems.</w:t>
+      </w:r>
+    </w:p>
+    <w:p>
+      <w:pPr>
+        <w:rPr>
+          <w:b/>
+          <w:bCs/>
+          <w:sz w:val="22"/>
+        </w:rPr>
+      </w:pPr>
+      <w:r>
+        <w:rPr>
+          <w:b/>
+          <w:bCs/>
+          <w:sz w:val="22"/>
+        </w:rPr>
+        <w:t>The Evolution of AI Hardware</w:t>
+      </w:r>
+    </w:p>
+    <w:p>
+      <w:pPr>
+        <w:rPr>
+          <w:sz w:val="22"/>
+        </w:rPr>
+      </w:pPr>
+      <w:r>
+        <w:rPr>
+          <w:sz w:val="22"/>
+        </w:rPr>
+        <w:t>The video explains the fundamental differences between processors to show why specialized TPUs are becoming necessary:</w:t>
+      </w:r>
+    </w:p>
+    <w:p>
+      <w:pPr>
+        <w:numPr>
+          <w:ilvl w:val="0"/>
+          <w:numId w:val="12"/>
+        </w:numPr>
+        <w:rPr>
+          <w:sz w:val="22"/>
+        </w:rPr>
+      </w:pPr>
+      <w:r>
+        <w:rPr>
+          <w:b/>
+          <w:bCs/>
+          <w:sz w:val="22"/>
+        </w:rPr>
+        <w:t>CPUs (Central Processing Units):</w:t>
+      </w:r>
+      <w:r>
+        <w:rPr>
+          <w:sz w:val="22"/>
+        </w:rPr>
+        <w:t xml:space="preserve"> These are general-purpose processors with a small number (typically 16 to 100) of highly sophisticated cores. While they can run any program, their complexity makes them too slow for AI, which requires billions of simple matrix multiplications.</w:t>
+      </w:r>
+    </w:p>
+    <w:p>
+      <w:pPr>
+        <w:numPr>
+          <w:ilvl w:val="0"/>
+          <w:numId w:val="12"/>
+        </w:numPr>
+        <w:rPr>
+          <w:sz w:val="22"/>
+        </w:rPr>
+      </w:pPr>
+      <w:r>
+        <w:rPr>
+          <w:b/>
+          <w:bCs/>
+          <w:sz w:val="22"/>
+        </w:rPr>
+        <w:t>GPUs (Graphics Processing Units):</w:t>
+      </w:r>
+      <w:r>
+        <w:rPr>
+          <w:sz w:val="22"/>
+        </w:rPr>
+        <w:t xml:space="preserve"> Originally built for video games, GPUs utilize thousands of "dumb" cores to perform simple arithmetic in parallel. Because the math for graphics is identical to the math for neural networks, GPUs became the industry standard for AI.</w:t>
+      </w:r>
+    </w:p>
+    <w:p>
+      <w:pPr>
+        <w:numPr>
+          <w:ilvl w:val="0"/>
+          <w:numId w:val="12"/>
+        </w:numPr>
+        <w:rPr>
+          <w:sz w:val="22"/>
+        </w:rPr>
+      </w:pPr>
+      <w:r>
+        <w:rPr>
+          <w:b/>
+          <w:bCs/>
+          <w:sz w:val="22"/>
+        </w:rPr>
+        <w:t>TPUs (Tensor Processing Units):</w:t>
+      </w:r>
+      <w:r>
+        <w:rPr>
+          <w:sz w:val="22"/>
+        </w:rPr>
+        <w:t xml:space="preserve"> Google's custom-built chips are designed solely for </w:t>
+      </w:r>
+      <w:r>
+        <w:rPr>
+          <w:b/>
+          <w:bCs/>
+          <w:sz w:val="22"/>
+        </w:rPr>
+        <w:t>matrix multiplication</w:t>
+      </w:r>
+      <w:r>
+        <w:rPr>
+          <w:sz w:val="22"/>
+        </w:rPr>
+        <w:t xml:space="preserve">. They use a </w:t>
+      </w:r>
+      <w:r>
+        <w:rPr>
+          <w:b/>
+          <w:bCs/>
+          <w:sz w:val="22"/>
+        </w:rPr>
+        <w:t>systolic array</w:t>
+      </w:r>
+      <w:r>
+        <w:rPr>
+          <w:sz w:val="22"/>
+        </w:rPr>
+        <w:t>—a grid-like structure where data flows continuously through hardware units, reducing the time and power spent on instruction decoding and memory fetching.</w:t>
+      </w:r>
+    </w:p>
+    <w:p>
+      <w:pPr>
+        <w:rPr>
+          <w:b/>
+          <w:bCs/>
+          <w:sz w:val="22"/>
+        </w:rPr>
+      </w:pPr>
+      <w:r>
+        <w:rPr>
+          <w:b/>
+          <w:bCs/>
+          <w:sz w:val="22"/>
+        </w:rPr>
+        <w:t>Specialized Chips: Training vs. Inference</w:t>
+      </w:r>
+    </w:p>
+    <w:p>
+      <w:pPr>
+        <w:rPr>
+          <w:sz w:val="22"/>
+        </w:rPr>
+      </w:pPr>
+      <w:r>
+        <w:rPr>
+          <w:sz w:val="22"/>
+        </w:rPr>
+        <w:t>Google’s eighth generation splits its silicon into two specific models to address different workloads:</w:t>
+      </w:r>
+    </w:p>
+    <w:p>
+      <w:pPr>
+        <w:numPr>
+          <w:ilvl w:val="0"/>
+          <w:numId w:val="13"/>
+        </w:numPr>
+        <w:rPr>
+          <w:sz w:val="22"/>
+        </w:rPr>
+      </w:pPr>
+      <w:r>
+        <w:rPr>
+          <w:b/>
+          <w:bCs/>
+          <w:sz w:val="22"/>
+        </w:rPr>
+        <w:t>TPU v8p (Training):</w:t>
+      </w:r>
+      <w:r>
+        <w:rPr>
+          <w:sz w:val="22"/>
+        </w:rPr>
+        <w:t xml:space="preserve"> This chip is designed for "compute-bound" tasks where raw throughput is essential. A single pod connects </w:t>
+      </w:r>
+      <w:r>
+        <w:rPr>
+          <w:b/>
+          <w:bCs/>
+          <w:sz w:val="22"/>
+        </w:rPr>
+        <w:t>9,600 chips</w:t>
+      </w:r>
+      <w:r>
+        <w:rPr>
+          <w:sz w:val="22"/>
+        </w:rPr>
+        <w:t xml:space="preserve">, sharing two petabytes of memory and delivering </w:t>
+      </w:r>
+      <w:r>
+        <w:rPr>
+          <w:b/>
+          <w:bCs/>
+          <w:sz w:val="22"/>
+        </w:rPr>
+        <w:t>121 exaflops of compute</w:t>
+      </w:r>
+      <w:r>
+        <w:rPr>
+          <w:sz w:val="22"/>
+        </w:rPr>
+        <w:t>. Google claims this can reduce frontier model training time from months to weeks.</w:t>
+      </w:r>
+    </w:p>
+    <w:p>
+      <w:pPr>
+        <w:numPr>
+          <w:ilvl w:val="0"/>
+          <w:numId w:val="13"/>
+        </w:numPr>
+        <w:rPr>
+          <w:sz w:val="22"/>
+        </w:rPr>
+      </w:pPr>
+      <w:r>
+        <w:rPr>
+          <w:b/>
+          <w:bCs/>
+          <w:sz w:val="22"/>
+        </w:rPr>
+        <w:t>TPU v8e (Inference):</w:t>
+      </w:r>
+      <w:r>
+        <w:rPr>
+          <w:sz w:val="22"/>
+        </w:rPr>
+        <w:t xml:space="preserve"> This chip focuses on "memory-bound" tasks, such as generating responses one token at a time. It features </w:t>
+      </w:r>
+      <w:r>
+        <w:rPr>
+          <w:b/>
+          <w:bCs/>
+          <w:sz w:val="22"/>
+        </w:rPr>
+        <w:t>384 megabytes of on-chip SRAM</w:t>
+      </w:r>
+      <w:r>
+        <w:rPr>
+          <w:sz w:val="22"/>
+        </w:rPr>
+        <w:t>—triple that of the previous generation—to keep the "key value cache" as close to the cores as possible, which dramatically cuts latency for AI agents and long conversations.</w:t>
+      </w:r>
+    </w:p>
+    <w:p>
+      <w:pPr>
+        <w:rPr>
+          <w:b/>
+          <w:bCs/>
+          <w:sz w:val="22"/>
+        </w:rPr>
+      </w:pPr>
+      <w:r>
+        <w:rPr>
+          <w:b/>
+          <w:bCs/>
+          <w:sz w:val="22"/>
+        </w:rPr>
+        <w:t>Strategic Shift in the Industry</w:t>
+      </w:r>
+    </w:p>
+    <w:p>
+      <w:pPr>
+        <w:rPr>
+          <w:sz w:val="22"/>
+        </w:rPr>
+      </w:pPr>
+      <w:r>
+        <w:rPr>
+          <w:sz w:val="22"/>
+        </w:rPr>
+        <w:t xml:space="preserve">Both new chips utilize Google’s in-house </w:t>
+      </w:r>
+      <w:r>
+        <w:rPr>
+          <w:b/>
+          <w:bCs/>
+          <w:sz w:val="22"/>
+        </w:rPr>
+        <w:t>Axion ARM CPU</w:t>
+      </w:r>
+      <w:r>
+        <w:rPr>
+          <w:sz w:val="22"/>
+        </w:rPr>
+        <w:t xml:space="preserve"> as the host processor, marking the first time Google has provided a fully in-house vertical stack from CPU to accelerator.</w:t>
+      </w:r>
+    </w:p>
+    <w:p>
+      <w:pPr>
+        <w:rPr>
+          <w:sz w:val="22"/>
+        </w:rPr>
+      </w:pPr>
+      <w:r>
+        <w:rPr>
+          <w:sz w:val="22"/>
+        </w:rPr>
+        <w:t xml:space="preserve">The sources note that this strategy is a direct challenge to </w:t>
+      </w:r>
+      <w:r>
+        <w:rPr>
+          <w:b/>
+          <w:bCs/>
+          <w:sz w:val="22"/>
+        </w:rPr>
+        <w:t>Nvidia</w:t>
+      </w:r>
+      <w:r>
+        <w:rPr>
+          <w:sz w:val="22"/>
+        </w:rPr>
+        <w:t>, which has traditionally sold a single chip family for all AI workloads. Google is betting that specialization is required for maximum efficiency, signaling to the industry that training and inference require different architectural approaches.</w:t>
+      </w:r>
+    </w:p>
+    <w:p>
+      <w:pPr>
+        <w:rPr>
+          <w:sz w:val="22"/>
+        </w:rPr>
+      </w:pPr>
+    </w:p>
+    <w:p>
+      <w:pPr>
+        <w:rPr>
+          <w:sz w:val="22"/>
+        </w:rPr>
+      </w:pPr>
+      <w:r>
+        <w:rPr>
+          <w:sz w:val="22"/>
+        </w:rPr>
+        <w:t>LiteRT</w:t>
+      </w:r>
+    </w:p>
+    <w:p>
+      <w:pPr>
+        <w:rPr>
+          <w:sz w:val="22"/>
+        </w:rPr>
+      </w:pPr>
+      <w:r>
+        <w:rPr>
+          <w:b/>
+          <w:bCs/>
+          <w:sz w:val="22"/>
+        </w:rPr>
+        <w:t>LiteRT</w:t>
+      </w:r>
+      <w:r>
+        <w:rPr>
+          <w:sz w:val="22"/>
+        </w:rPr>
+        <w:t xml:space="preserve"> (short for </w:t>
+      </w:r>
+      <w:r>
+        <w:rPr>
+          <w:i/>
+          <w:iCs/>
+          <w:sz w:val="22"/>
+        </w:rPr>
+        <w:t>Lite Runtime</w:t>
+      </w:r>
+      <w:r>
+        <w:rPr>
+          <w:sz w:val="22"/>
+        </w:rPr>
+        <w:t xml:space="preserve">) is Google’s high-performance framework for running machine learning and Generative AI models directly </w:t>
+      </w:r>
+      <w:r>
+        <w:rPr>
+          <w:b/>
+          <w:bCs/>
+          <w:sz w:val="22"/>
+        </w:rPr>
+        <w:t>on-device</w:t>
+      </w:r>
+      <w:r>
+        <w:rPr>
+          <w:sz w:val="22"/>
+        </w:rPr>
+        <w:t xml:space="preserve"> (also known as edge computing).</w:t>
+      </w:r>
+    </w:p>
+    <w:p>
+      <w:pPr>
+        <w:rPr>
+          <w:sz w:val="22"/>
+        </w:rPr>
+      </w:pPr>
+      <w:r>
+        <w:rPr>
+          <w:sz w:val="22"/>
+        </w:rPr>
+        <w:lastRenderedPageBreak/>
+        <w:t xml:space="preserve">If the name sounds new but familiar, that is because </w:t>
+      </w:r>
+      <w:r>
+        <w:rPr>
+          <w:b/>
+          <w:bCs/>
+          <w:sz w:val="22"/>
+        </w:rPr>
+        <w:t>LiteRT is the official, rebranded successor to TensorFlow Lite (TFLite)</w:t>
+      </w:r>
+      <w:r>
+        <w:rPr>
+          <w:sz w:val="22"/>
+        </w:rPr>
+        <w:t>.</w:t>
+      </w:r>
+    </w:p>
+    <w:p>
+      <w:pPr>
+        <w:rPr>
+          <w:sz w:val="22"/>
+        </w:rPr>
+      </w:pPr>
+      <w:r>
+        <w:rPr>
+          <w:sz w:val="22"/>
+        </w:rPr>
+        <w:t>Google updated the name to reflect an expanded vision: while the original framework was tied strictly to TensorFlow, LiteRT is a universal runtime built to seamlessly support multiple machine learning frameworks.</w:t>
+      </w:r>
+    </w:p>
+    <w:p>
+      <w:pPr>
+        <w:rPr>
+          <w:sz w:val="22"/>
+        </w:rPr>
+      </w:pPr>
+      <w:r>
+        <w:rPr>
+          <w:sz w:val="22"/>
+        </w:rPr>
+        <w:pict w14:anchorId="2958A724">
+          <v:rect id="_x0000_i1025" style="width:0;height:1.5pt" o:hralign="center" o:hrstd="t" o:hrnoshade="t" o:hr="t" fillcolor="gray" stroked="f"/>
+        </w:pict>
+      </w:r>
+    </w:p>
+    <w:p>
+      <w:pPr>
+        <w:rPr>
+          <w:b/>
+          <w:bCs/>
+          <w:sz w:val="22"/>
+        </w:rPr>
+      </w:pPr>
+      <w:r>
+        <w:rPr>
+          <w:b/>
+          <w:bCs/>
+          <w:sz w:val="22"/>
+        </w:rPr>
+        <w:t>Key Features of LiteRT</w:t>
+      </w:r>
+    </w:p>
+    <w:p>
+      <w:pPr>
+        <w:numPr>
+          <w:ilvl w:val="0"/>
+          <w:numId w:val="14"/>
+        </w:numPr>
+        <w:rPr>
+          <w:sz w:val="22"/>
+        </w:rPr>
+      </w:pPr>
+      <w:r>
+        <w:rPr>
+          <w:b/>
+          <w:bCs/>
+          <w:sz w:val="22"/>
+        </w:rPr>
+        <w:t>Multi-Framework Support:</w:t>
+      </w:r>
+      <w:r>
+        <w:rPr>
+          <w:sz w:val="22"/>
+        </w:rPr>
+        <w:t xml:space="preserve"> You don't have to use TensorFlow anymore. LiteRT allows you to take models trained in </w:t>
+      </w:r>
+      <w:r>
+        <w:rPr>
+          <w:b/>
+          <w:bCs/>
+          <w:sz w:val="22"/>
+        </w:rPr>
+        <w:t>PyTorch, JAX, Keras, or TensorFlow</w:t>
+      </w:r>
+      <w:r>
+        <w:rPr>
+          <w:sz w:val="22"/>
+        </w:rPr>
+        <w:t xml:space="preserve"> and convert them into the highly efficient .tflite or .litertlm flat-buffer formats.</w:t>
+      </w:r>
+    </w:p>
+    <w:p>
+      <w:pPr>
+        <w:numPr>
+          <w:ilvl w:val="0"/>
+          <w:numId w:val="14"/>
+        </w:numPr>
+        <w:rPr>
+          <w:sz w:val="22"/>
+        </w:rPr>
+      </w:pPr>
+      <w:r>
+        <w:rPr>
+          <w:b/>
+          <w:bCs/>
+          <w:sz w:val="22"/>
+        </w:rPr>
+        <w:t>Hardware Acceleration:</w:t>
+      </w:r>
+      <w:r>
+        <w:rPr>
+          <w:sz w:val="22"/>
+        </w:rPr>
+        <w:t xml:space="preserve"> It is heavily optimized to leverage local hardware backends. It communicates directly with a device's </w:t>
+      </w:r>
+      <w:r>
+        <w:rPr>
+          <w:b/>
+          <w:bCs/>
+          <w:sz w:val="22"/>
+        </w:rPr>
+        <w:t>CPU, GPU</w:t>
+      </w:r>
+      <w:r>
+        <w:rPr>
+          <w:sz w:val="22"/>
+        </w:rPr>
+        <w:t xml:space="preserve"> (via engines like ML Drift), and </w:t>
+      </w:r>
+      <w:r>
+        <w:rPr>
+          <w:b/>
+          <w:bCs/>
+          <w:sz w:val="22"/>
+        </w:rPr>
+        <w:t>NPU</w:t>
+      </w:r>
+      <w:r>
+        <w:rPr>
+          <w:sz w:val="22"/>
+        </w:rPr>
+        <w:t xml:space="preserve"> (Neural Processing Unit), ensuring low-latency inference while saving battery life.</w:t>
+      </w:r>
+    </w:p>
+    <w:p>
+      <w:pPr>
+        <w:numPr>
+          <w:ilvl w:val="0"/>
+          <w:numId w:val="14"/>
+        </w:numPr>
+        <w:rPr>
+          <w:sz w:val="22"/>
+        </w:rPr>
+      </w:pPr>
+      <w:r>
+        <w:rPr>
+          <w:b/>
+          <w:bCs/>
+          <w:sz w:val="22"/>
+        </w:rPr>
+        <w:t>Built for Generative AI (GenAI):</w:t>
+      </w:r>
+      <w:r>
+        <w:rPr>
+          <w:sz w:val="22"/>
+        </w:rPr>
+        <w:t xml:space="preserve"> Alongside classic ML (like object detection and image segmentation), LiteRT features </w:t>
+      </w:r>
+      <w:r>
+        <w:rPr>
+          <w:b/>
+          <w:bCs/>
+          <w:sz w:val="22"/>
+        </w:rPr>
+        <w:t>LiteRT-LM</w:t>
+      </w:r>
+      <w:r>
+        <w:rPr>
+          <w:sz w:val="22"/>
+        </w:rPr>
+        <w:t>—a specialized orchestration layer designed to handle Large Language Models (like Google’s Gemma family) and diffusion models efficiently on laptops, phones, and web browsers.</w:t>
+      </w:r>
+    </w:p>
+    <w:p>
+      <w:pPr>
+        <w:numPr>
+          <w:ilvl w:val="0"/>
+          <w:numId w:val="14"/>
+        </w:numPr>
+        <w:rPr>
+          <w:sz w:val="22"/>
+        </w:rPr>
+      </w:pPr>
+      <w:r>
+        <w:rPr>
+          <w:b/>
+          <w:bCs/>
+          <w:sz w:val="22"/>
+        </w:rPr>
+        <w:t>Cross-Platform Deployment:</w:t>
+      </w:r>
+      <w:r>
+        <w:rPr>
+          <w:sz w:val="22"/>
+        </w:rPr>
+        <w:t xml:space="preserve"> It allows you to write your model execution logic once and deploy it across Android, iOS, Windows, macOS, Linux, web browsers, and IoT/embedded devices.</w:t>
+      </w:r>
+    </w:p>
+    <w:p>
+      <w:pPr>
+        <w:rPr>
+          <w:b/>
+          <w:bCs/>
+          <w:sz w:val="22"/>
+        </w:rPr>
+      </w:pPr>
+      <w:r>
+        <w:rPr>
+          <w:b/>
+          <w:bCs/>
+          <w:sz w:val="22"/>
+        </w:rPr>
+        <w:t>Why the Change?</w:t>
+      </w:r>
+    </w:p>
+    <w:p>
+      <w:pPr>
+        <w:rPr>
+          <w:sz w:val="22"/>
+        </w:rPr>
+      </w:pPr>
+      <w:r>
+        <w:rPr>
+          <w:sz w:val="22"/>
+        </w:rPr>
+        <w:t xml:space="preserve">Under the hood, LiteRT retains the core, battle-tested architecture that has powered billions of devices since 2017. The transition primarily streamlines APIs, introduces modern developer features like the </w:t>
+      </w:r>
+      <w:r>
+        <w:rPr>
+          <w:b/>
+          <w:bCs/>
+          <w:sz w:val="22"/>
+        </w:rPr>
+        <w:t>CompiledModel API</w:t>
+      </w:r>
+      <w:r>
+        <w:rPr>
+          <w:sz w:val="22"/>
+        </w:rPr>
+        <w:t xml:space="preserve"> (which automates hardware accelerator selection), and creates a single, open ecosystem for mobile and edge AI regardless of how the underlying model was trained.</w:t>
+      </w:r>
+    </w:p>
+    <w:p>
+      <w:pPr>
+        <w:rPr>
+          <w:sz w:val="22"/>
+        </w:rPr>
+      </w:pPr>
+    </w:p>
+    <w:p>
+      <w:pPr>
+        <w:rPr>
+          <w:sz w:val="22"/>
+        </w:rPr>
+      </w:pPr>
+    </w:p>
+    <w:p>
+      <w:pPr>
+        <w:rPr>
+          <w:sz w:val="22"/>
+        </w:rPr>
+      </w:pPr>
+    </w:p>
+    <w:p>
+      <w:pPr>
+        <w:rPr>
+          <w:sz w:val="22"/>
+        </w:rPr>
+      </w:pPr>
+    </w:p>
+    <w:p>
+      <w:pPr>
+        <w:rPr>
+          <w:sz w:val="22"/>
+        </w:rPr>
+      </w:pPr>
+    </w:p>
+    <w:p>
+      <w:pPr>
+        <w:rPr>
+          <w:sz w:val="22"/>
+        </w:rPr>
+      </w:pPr>
+    </w:p>
+    <w:p>
+      <w:pPr>
+        <w:rPr>
+          <w:sz w:val="22"/>
+        </w:rPr>
+      </w:pPr>
+    </w:p>
+    <w:p>
+      <w:pPr>
+        <w:rPr>
+          <w:sz w:val="22"/>
+        </w:rPr>
+      </w:pPr>
+    </w:p>
+    <w:p>
+      <w:pPr>
+        <w:rPr>
+          <w:sz w:val="22"/>
+        </w:rPr>
+      </w:pPr>
+    </w:p>
+    <w:p>
+      <w:pPr>
+        <w:rPr>
+          <w:sz w:val="22"/>
+        </w:rPr>
+      </w:pPr>
+    </w:p>
+    <w:p>
+      <w:pPr>
+        <w:rPr>
+          <w:sz w:val="22"/>
+        </w:rPr>
+      </w:pPr>
     </w:p>
     <w:p>
       <w:pPr>
@@ -26,6 +812,7 @@
           <w:noProof/>
           <w:sz w:val="22"/>
         </w:rPr>
+        <w:lastRenderedPageBreak/>
         <w:drawing>
           <wp:inline distT="0" distB="0" distL="0" distR="0" wp14:anchorId="0E4D0545" wp14:editId="3965B87F">
             <wp:extent cx="5274310" cy="3789045"/>
@@ -208,7 +995,6 @@
         <w:rPr>
           <w:sz w:val="22"/>
         </w:rPr>
-        <w:lastRenderedPageBreak/>
         <w:t>It offers both high-level and low-level APIs, giving developers fine-grained control over model architecture, optimization, and deployment. This control is beneficial for complex, large-scale projects and research where customization and performance optimization are critical.</w:t>
       </w:r>
     </w:p>
@@ -228,6 +1014,7 @@
           <w:bCs/>
           <w:sz w:val="22"/>
         </w:rPr>
+        <w:lastRenderedPageBreak/>
         <w:t>Scalability and Production:</w:t>
       </w:r>
       <w:r>
@@ -633,7 +1420,6 @@
         <w:rPr>
           <w:sz w:val="22"/>
         </w:rPr>
-        <w:lastRenderedPageBreak/>
         <w:t>A Python library to train TFLite models from your own data with few lines of code (transfer learning). </w:t>
       </w:r>
     </w:p>
@@ -672,6 +1458,7 @@
         <w:rPr>
           <w:sz w:val="22"/>
         </w:rPr>
+        <w:lastRenderedPageBreak/>
         <w:t>Provides pre-built, task-specific APIs (e.g., image classification, Q&amp;A) for easy integration in apps (Java, C++, Swift). </w:t>
       </w:r>
     </w:p>
@@ -765,6 +1552,49 @@
       </w:pPr>
       <w:r>
         <w:rPr>
+          <w:sz w:val="22"/>
+        </w:rPr>
+        <w:t xml:space="preserve">Notes: </w:t>
+      </w:r>
+      <w:r>
+        <w:rPr>
+          <w:sz w:val="22"/>
+        </w:rPr>
+        <w:t>1</w:t>
+      </w:r>
+      <w:r>
+        <w:rPr>
+          <w:sz w:val="22"/>
+        </w:rPr>
+        <w:t>/</w:t>
+      </w:r>
+      <w:r>
+        <w:rPr>
+          <w:sz w:val="22"/>
+        </w:rPr>
+        <w:t>7</w:t>
+      </w:r>
+      <w:r>
+        <w:rPr>
+          <w:sz w:val="22"/>
+        </w:rPr>
+        <w:t>/202</w:t>
+      </w:r>
+      <w:r>
+        <w:rPr>
+          <w:sz w:val="22"/>
+        </w:rPr>
+        <w:t>6</w:t>
+      </w:r>
+    </w:p>
+    <w:p>
+      <w:pPr>
+        <w:rPr>
+          <w:sz w:val="22"/>
+        </w:rPr>
+      </w:pPr>
+      <w:r>
+        <w:rPr>
           <w:b/>
           <w:bCs/>
           <w:sz w:val="22"/>
@@ -989,47 +1819,6 @@
           <w:sz w:val="22"/>
         </w:rPr>
       </w:pPr>
-    </w:p>
-    <w:p>
-      <w:pPr>
-        <w:rPr>
-          <w:sz w:val="22"/>
-        </w:rPr>
-      </w:pPr>
-      <w:r>
-        <w:rPr>
-          <w:sz w:val="22"/>
-        </w:rPr>
-        <w:t>Day 1: Morning Attendance 40, session 2 attendance 41, quiz 39</w:t>
-      </w:r>
-    </w:p>
-    <w:p>
-      <w:pPr>
-        <w:rPr>
-          <w:sz w:val="22"/>
-        </w:rPr>
-      </w:pPr>
-    </w:p>
-    <w:p>
-      <w:pPr>
-        <w:rPr>
-          <w:sz w:val="22"/>
-        </w:rPr>
-      </w:pPr>
-    </w:p>
-    <w:p>
-      <w:pPr>
-        <w:rPr>
-          <w:sz w:val="22"/>
-        </w:rPr>
-      </w:pPr>
-      <w:r>
-        <w:rPr>
-          <w:sz w:val="22"/>
-        </w:rPr>
-        <w:lastRenderedPageBreak/>
-        <w:t>Notes: 15/12/2025</w:t>
-      </w:r>
     </w:p>
     <w:p>
       <w:pPr>
@@ -1214,6 +2003,7 @@
           <w:sz w:val="24"/>
           <w:szCs w:val="24"/>
         </w:rPr>
+        <w:lastRenderedPageBreak/>
         <w:t>Convert the Model</w:t>
       </w:r>
       <w:r>
@@ -1712,7 +2502,6 @@
           <w:bCs/>
           <w:sz w:val="22"/>
         </w:rPr>
-        <w:lastRenderedPageBreak/>
         <w:t>LiteRT</w:t>
       </w:r>
       <w:r>
@@ -1772,6 +2561,7 @@
         <w:rPr>
           <w:sz w:val="22"/>
         </w:rPr>
+        <w:lastRenderedPageBreak/>
         <w:t>2. Choose a model</w:t>
       </w:r>
     </w:p>
@@ -2389,7 +3179,6 @@
         <w:rPr>
           <w:sz w:val="22"/>
         </w:rPr>
-        <w:lastRenderedPageBreak/>
         <w:t>Migrate from TF Lite</w:t>
       </w:r>
     </w:p>
@@ -2444,6 +3233,7 @@
         <w:rPr>
           <w:sz w:val="22"/>
         </w:rPr>
+        <w:lastRenderedPageBreak/>
         <w:t>Aravind,Samriddh,Pratik,Devesh, Jacob,Subodh, Nidhi W, Nidhi C,Navin, Niteesh, manasi, Sudipa,Albin,Shubankit,Akash,Ajay, Partmesh</w:t>
       </w:r>
       <w:r>
@@ -2825,14 +3615,7 @@
               <w:rPr>
                 <w:sz w:val="22"/>
               </w:rPr>
-              <w:t xml:space="preserve">. The classifier takes feature values as input and produces a class label as output. </w:t>
-            </w:r>
-            <w:r>
-              <w:rPr>
-                <w:sz w:val="22"/>
-              </w:rPr>
-              <w:lastRenderedPageBreak/>
-              <w:t>Classification problems typically deal with discrete outcomes (e.g., classifying CPU temperature as "hot" or "normal").</w:t>
+              <w:t>. The classifier takes feature values as input and produces a class label as output. Classification problems typically deal with discrete outcomes (e.g., classifying CPU temperature as "hot" or "normal").</w:t>
             </w:r>
           </w:p>
         </w:tc>
@@ -2859,7 +3642,6 @@
                 <w:bCs/>
                 <w:sz w:val="22"/>
               </w:rPr>
-              <w:lastRenderedPageBreak/>
               <w:t>Regression</w:t>
             </w:r>
           </w:p>
@@ -2894,7 +3676,14 @@
               <w:rPr>
                 <w:sz w:val="22"/>
               </w:rPr>
-              <w:t xml:space="preserve">. This usually leads to </w:t>
+              <w:t xml:space="preserve">. This </w:t>
+            </w:r>
+            <w:r>
+              <w:rPr>
+                <w:sz w:val="22"/>
+              </w:rPr>
+              <w:lastRenderedPageBreak/>
+              <w:t xml:space="preserve">usually leads to </w:t>
             </w:r>
             <w:r>
               <w:rPr>
@@ -2928,6 +3717,7 @@
               <w:rPr>
                 <w:sz w:val="22"/>
               </w:rPr>
+              <w:lastRenderedPageBreak/>
               <w:t xml:space="preserve">This method models the relationship between input variables (features) and continuous output variables, often framed as a </w:t>
             </w:r>
             <w:r>
@@ -2942,7 +3732,14 @@
               <w:rPr>
                 <w:sz w:val="22"/>
               </w:rPr>
-              <w:t>. Regression is used for tasks like filling missing data, filtering data, or predicting a numerical quantity (e.g., predicting the next hour's temperature).</w:t>
+              <w:t xml:space="preserve">. Regression </w:t>
+            </w:r>
+            <w:r>
+              <w:rPr>
+                <w:sz w:val="22"/>
+              </w:rPr>
+              <w:lastRenderedPageBreak/>
+              <w:t>is used for tasks like filling missing data, filtering data, or predicting a numerical quantity (e.g., predicting the next hour's temperature).</w:t>
             </w:r>
           </w:p>
         </w:tc>
@@ -2969,6 +3766,7 @@
                 <w:bCs/>
                 <w:sz w:val="22"/>
               </w:rPr>
+              <w:lastRenderedPageBreak/>
               <w:t>Clustering</w:t>
             </w:r>
           </w:p>
@@ -3180,7 +3978,7 @@
           <w:sz w:val="22"/>
         </w:rPr>
         <w:pict w14:anchorId="0747DB73">
-          <v:rect id="_x0000_i1025" style="width:0;height:1.5pt" o:hralign="center" o:hrstd="t" o:hr="t" fillcolor="#a0a0a0" stroked="f"/>
+          <v:rect id="_x0000_i1026" style="width:0;height:1.5pt" o:hralign="center" o:hrstd="t" o:hr="t" fillcolor="#a0a0a0" stroked="f"/>
         </w:pict>
       </w:r>
     </w:p>
@@ -3307,7 +4105,7 @@
           <w:sz w:val="22"/>
         </w:rPr>
         <w:pict w14:anchorId="6ABA848B">
-          <v:rect id="_x0000_i1026" style="width:0;height:1.5pt" o:hralign="center" o:hrstd="t" o:hr="t" fillcolor="#a0a0a0" stroked="f"/>
+          <v:rect id="_x0000_i1027" style="width:0;height:1.5pt" o:hralign="center" o:hrstd="t" o:hr="t" fillcolor="#a0a0a0" stroked="f"/>
         </w:pict>
       </w:r>
     </w:p>
@@ -3379,12 +4177,6 @@
           <w:sz w:val="22"/>
         </w:rPr>
         <w:br/>
-      </w:r>
-      <w:r>
-        <w:rPr>
-          <w:sz w:val="22"/>
-        </w:rPr>
-        <w:lastRenderedPageBreak/>
         <w:t>C. Classification</w:t>
       </w:r>
       <w:r>
@@ -3440,7 +4232,7 @@
           <w:sz w:val="22"/>
         </w:rPr>
         <w:pict w14:anchorId="107BCA6D">
-          <v:rect id="_x0000_i1027" style="width:0;height:1.5pt" o:hralign="center" o:hrstd="t" o:hr="t" fillcolor="#a0a0a0" stroked="f"/>
+          <v:rect id="_x0000_i1028" style="width:0;height:1.5pt" o:hralign="center" o:hrstd="t" o:hr="t" fillcolor="#a0a0a0" stroked="f"/>
         </w:pict>
       </w:r>
     </w:p>
@@ -3471,6 +4263,7 @@
         <w:rPr>
           <w:sz w:val="22"/>
         </w:rPr>
+        <w:lastRenderedPageBreak/>
         <w:t xml:space="preserve">What does a </w:t>
       </w:r>
       <w:r>
@@ -3567,7 +4360,7 @@
           <w:sz w:val="22"/>
         </w:rPr>
         <w:pict w14:anchorId="781169B9">
-          <v:rect id="_x0000_i1028" style="width:0;height:1.5pt" o:hralign="center" o:hrstd="t" o:hr="t" fillcolor="#a0a0a0" stroked="f"/>
+          <v:rect id="_x0000_i1029" style="width:0;height:1.5pt" o:hralign="center" o:hrstd="t" o:hr="t" fillcolor="#a0a0a0" stroked="f"/>
         </w:pict>
       </w:r>
     </w:p>
@@ -4039,34 +4832,34 @@
         <w:rPr>
           <w:sz w:val="22"/>
         </w:rPr>
+        <w:t>Stm Cube AI</w:t>
+      </w:r>
+      <w:r>
+        <w:rPr>
+          <w:sz w:val="22"/>
+        </w:rPr>
+        <w:t xml:space="preserve"> will import the model to your project</w:t>
+      </w:r>
+    </w:p>
+    <w:p>
+      <w:pPr>
+        <w:rPr>
+          <w:sz w:val="22"/>
+        </w:rPr>
+      </w:pPr>
+    </w:p>
+    <w:p>
+      <w:pPr>
+        <w:rPr>
+          <w:sz w:val="22"/>
+        </w:rPr>
+      </w:pPr>
+      <w:r>
+        <w:rPr>
+          <w:noProof/>
+          <w:sz w:val="22"/>
+        </w:rPr>
         <w:lastRenderedPageBreak/>
-        <w:t>Stm Cube AI</w:t>
-      </w:r>
-      <w:r>
-        <w:rPr>
-          <w:sz w:val="22"/>
-        </w:rPr>
-        <w:t xml:space="preserve"> will import the model to your project</w:t>
-      </w:r>
-    </w:p>
-    <w:p>
-      <w:pPr>
-        <w:rPr>
-          <w:sz w:val="22"/>
-        </w:rPr>
-      </w:pPr>
-    </w:p>
-    <w:p>
-      <w:pPr>
-        <w:rPr>
-          <w:sz w:val="22"/>
-        </w:rPr>
-      </w:pPr>
-      <w:r>
-        <w:rPr>
-          <w:noProof/>
-          <w:sz w:val="22"/>
-        </w:rPr>
         <w:drawing>
           <wp:inline distT="0" distB="0" distL="0" distR="0" wp14:anchorId="15A5D194" wp14:editId="2B3E1B44">
             <wp:extent cx="6645910" cy="1807845"/>
@@ -4110,19 +4903,11 @@
           <w:sz w:val="22"/>
         </w:rPr>
       </w:pPr>
-      <w:proofErr w:type="gramStart"/>
-      <w:r>
-        <w:rPr>
-          <w:sz w:val="22"/>
-        </w:rPr>
-        <w:t>Notes :</w:t>
-      </w:r>
-      <w:proofErr w:type="gramEnd"/>
-      <w:r>
-        <w:rPr>
-          <w:sz w:val="22"/>
-        </w:rPr>
-        <w:t xml:space="preserve"> 21/01/2026</w:t>
+      <w:r>
+        <w:rPr>
+          <w:sz w:val="22"/>
+        </w:rPr>
+        <w:t>Notes : 21/01/2026</w:t>
       </w:r>
     </w:p>
     <w:p>
@@ -4257,21 +5042,7 @@
         <w:rPr>
           <w:sz w:val="22"/>
         </w:rPr>
-        <w:t xml:space="preserve">Same notebook → Python testing → </w:t>
-      </w:r>
-      <w:proofErr w:type="spellStart"/>
-      <w:r>
-        <w:rPr>
-          <w:sz w:val="22"/>
-        </w:rPr>
-        <w:t>TFLite</w:t>
-      </w:r>
-      <w:proofErr w:type="spellEnd"/>
-      <w:r>
-        <w:rPr>
-          <w:sz w:val="22"/>
-        </w:rPr>
-        <w:t xml:space="preserve"> → STM32</w:t>
+        <w:t>Same notebook → Python testing → TFLite → STM32</w:t>
       </w:r>
     </w:p>
     <w:p>
@@ -4285,7 +5056,7 @@
           <w:sz w:val="22"/>
         </w:rPr>
         <w:pict w14:anchorId="270B393E">
-          <v:rect id="_x0000_i1035" style="width:0;height:1.5pt" o:hralign="center" o:hrstd="t" o:hr="t" fillcolor="#a0a0a0" stroked="f"/>
+          <v:rect id="_x0000_i1030" style="width:0;height:1.5pt" o:hralign="center" o:hrstd="t" o:hr="t" fillcolor="#a0a0a0" stroked="f"/>
         </w:pict>
       </w:r>
     </w:p>
@@ -4494,20 +5265,21 @@
         <w:rPr>
           <w:sz w:val="22"/>
         </w:rPr>
+        <w:t>Wake word Detection:</w:t>
+      </w:r>
+    </w:p>
+    <w:p>
+      <w:pPr>
+        <w:rPr>
+          <w:sz w:val="22"/>
+        </w:rPr>
+      </w:pPr>
+      <w:r>
+        <w:rPr>
+          <w:noProof/>
+          <w:sz w:val="22"/>
+        </w:rPr>
         <w:lastRenderedPageBreak/>
-        <w:t>Wake word Detection:</w:t>
-      </w:r>
-    </w:p>
-    <w:p>
-      <w:pPr>
-        <w:rPr>
-          <w:sz w:val="22"/>
-        </w:rPr>
-      </w:pPr>
-      <w:r>
-        <w:rPr>
-          <w:sz w:val="22"/>
-        </w:rPr>
         <w:drawing>
           <wp:inline distT="0" distB="0" distL="0" distR="0" wp14:anchorId="43D71AAE" wp14:editId="6D930E43">
             <wp:extent cx="5886450" cy="4400550"/>
@@ -4659,61 +5431,11 @@
           <w:sz w:val="22"/>
         </w:rPr>
       </w:pPr>
-      <w:proofErr w:type="spellStart"/>
-      <w:r>
-        <w:rPr>
-          <w:sz w:val="22"/>
-        </w:rPr>
-        <w:t>set_</w:t>
-      </w:r>
-      <w:proofErr w:type="gramStart"/>
-      <w:r>
-        <w:rPr>
-          <w:sz w:val="22"/>
-        </w:rPr>
-        <w:t>tensor</w:t>
-      </w:r>
-      <w:proofErr w:type="spellEnd"/>
-      <w:r>
-        <w:rPr>
-          <w:sz w:val="22"/>
-        </w:rPr>
-        <w:t>(</w:t>
-      </w:r>
-      <w:proofErr w:type="gramEnd"/>
-      <w:r>
-        <w:rPr>
-          <w:sz w:val="22"/>
-        </w:rPr>
-        <w:t>)        </w:t>
-      </w:r>
-      <w:proofErr w:type="spellStart"/>
-      <w:r>
-        <w:rPr>
-          <w:sz w:val="22"/>
-        </w:rPr>
-        <w:t>input_tensor</w:t>
-      </w:r>
-      <w:proofErr w:type="spellEnd"/>
-      <w:r>
-        <w:rPr>
-          <w:sz w:val="22"/>
-        </w:rPr>
-        <w:t>-&gt;</w:t>
-      </w:r>
-      <w:proofErr w:type="spellStart"/>
-      <w:r>
-        <w:rPr>
-          <w:sz w:val="22"/>
-        </w:rPr>
-        <w:t>data.f</w:t>
-      </w:r>
-      <w:proofErr w:type="spellEnd"/>
-      <w:r>
-        <w:rPr>
-          <w:sz w:val="22"/>
-        </w:rPr>
-        <w:t>[]</w:t>
+      <w:r>
+        <w:rPr>
+          <w:sz w:val="22"/>
+        </w:rPr>
+        <w:t>set_tensor()        input_tensor-&gt;data.f[]</w:t>
       </w:r>
     </w:p>
     <w:p>
@@ -4723,33 +5445,11 @@
           <w:sz w:val="22"/>
         </w:rPr>
       </w:pPr>
-      <w:proofErr w:type="gramStart"/>
-      <w:r>
-        <w:rPr>
-          <w:sz w:val="22"/>
-        </w:rPr>
-        <w:t>invoke(</w:t>
-      </w:r>
-      <w:proofErr w:type="gramEnd"/>
-      <w:r>
-        <w:rPr>
-          <w:sz w:val="22"/>
-        </w:rPr>
-        <w:t>)            </w:t>
-      </w:r>
-      <w:proofErr w:type="spellStart"/>
-      <w:r>
-        <w:rPr>
-          <w:sz w:val="22"/>
-        </w:rPr>
-        <w:t>TfLiteInvoke</w:t>
-      </w:r>
-      <w:proofErr w:type="spellEnd"/>
-      <w:r>
-        <w:rPr>
-          <w:sz w:val="22"/>
-        </w:rPr>
-        <w:t>()</w:t>
+      <w:r>
+        <w:rPr>
+          <w:sz w:val="22"/>
+        </w:rPr>
+        <w:t>invoke()            TfLiteInvoke()</w:t>
       </w:r>
     </w:p>
     <w:p>
@@ -4759,61 +5459,11 @@
           <w:sz w:val="22"/>
         </w:rPr>
       </w:pPr>
-      <w:proofErr w:type="spellStart"/>
-      <w:r>
-        <w:rPr>
-          <w:sz w:val="22"/>
-        </w:rPr>
-        <w:t>get_</w:t>
-      </w:r>
-      <w:proofErr w:type="gramStart"/>
-      <w:r>
-        <w:rPr>
-          <w:sz w:val="22"/>
-        </w:rPr>
-        <w:t>tensor</w:t>
-      </w:r>
-      <w:proofErr w:type="spellEnd"/>
-      <w:r>
-        <w:rPr>
-          <w:sz w:val="22"/>
-        </w:rPr>
-        <w:t>(</w:t>
-      </w:r>
-      <w:proofErr w:type="gramEnd"/>
-      <w:r>
-        <w:rPr>
-          <w:sz w:val="22"/>
-        </w:rPr>
-        <w:t>)        </w:t>
-      </w:r>
-      <w:proofErr w:type="spellStart"/>
-      <w:r>
-        <w:rPr>
-          <w:sz w:val="22"/>
-        </w:rPr>
-        <w:t>output_tensor</w:t>
-      </w:r>
-      <w:proofErr w:type="spellEnd"/>
-      <w:r>
-        <w:rPr>
-          <w:sz w:val="22"/>
-        </w:rPr>
-        <w:t>-&gt;</w:t>
-      </w:r>
-      <w:proofErr w:type="spellStart"/>
-      <w:r>
-        <w:rPr>
-          <w:sz w:val="22"/>
-        </w:rPr>
-        <w:t>data.f</w:t>
-      </w:r>
-      <w:proofErr w:type="spellEnd"/>
-      <w:r>
-        <w:rPr>
-          <w:sz w:val="22"/>
-        </w:rPr>
-        <w:t>[]</w:t>
+      <w:r>
+        <w:rPr>
+          <w:sz w:val="22"/>
+        </w:rPr>
+        <w:t>get_tensor()        output_tensor-&gt;data.f[]</w:t>
       </w:r>
     </w:p>
     <w:p>
@@ -4875,6 +5525,119 @@
 <file path=word/numbering.xml><?xml version="1.0" encoding="utf-8"?>
 <w:numbering xmlns:wpc="http://schemas.microsoft.com/office/word/2010/wordprocessingCanvas" xmlns:cx="http://schemas.microsoft.com/office/drawing/2014/chartex" xmlns:cx1="http://schemas.microsoft.com/office/drawing/2015/9/8/chartex" xmlns:cx2="http://schemas.microsoft.com/office/drawing/2015/10/21/chartex" xmlns:cx3="http://schemas.microsoft.com/office/drawing/2016/5/9/chartex" xmlns:cx4="http://schemas.microsoft.com/office/drawing/2016/5/10/chartex" xmlns:cx5="http://schemas.microsoft.com/office/drawing/2016/5/11/chartex" xmlns:cx6="http://schemas.microsoft.com/office/drawing/2016/5/12/chartex" xmlns:cx7="http://schemas.microsoft.com/office/drawing/2016/5/13/chartex" xmlns:cx8="http://schemas.microsoft.com/office/drawing/2016/5/14/chartex" xmlns:mc="http://schemas.openxmlformats.org/markup-compatibility/2006" xmlns:aink="http://schemas.microsoft.com/office/drawing/2016/ink" xmlns:am3d="http://schemas.microsoft.com/office/drawing/2017/model3d" xmlns:o="urn:schemas-microsoft-com:office:office" xmlns:oel="http://schemas.microsoft.com/office/2019/extlst" xmlns:r="http://schemas.openxmlformats.org/officeDocument/2006/relationships" xmlns:m="http://schemas.openxmlformats.org/officeDocument/2006/math" xmlns:v="urn:schemas-microsoft-com:vml" xmlns:wp14="http://schemas.microsoft.com/office/word/2010/wordprocessingDrawing" xmlns:wp="http://schemas.openxmlformats.org/drawingml/2006/wordprocessingDrawing" xmlns:w10="urn:schemas-microsoft-com:office:word" xmlns:w="http://schemas.openxmlformats.org/wordprocessingml/2006/main" xmlns:w14="http://schemas.microsoft.com/office/word/2010/wordml" xmlns:w15="http://schemas.microsoft.com/office/word/2012/wordml" xmlns:w16cex="http://schemas.microsoft.com/office/word/2018/wordml/cex" xmlns:w16cid="http://schemas.microsoft.com/office/word/2016/wordml/cid" xmlns:w16="http://schemas.microsoft.com/office/word/2018/wordml" xmlns:w16du="http://schemas.microsoft.com/office/word/2023/wordml/word16du" xmlns:w16sdtdh="http://schemas.microsoft.com/office/word/2020/wordml/sdtdatahash" xmlns:w16sdtfl="http://schemas.microsoft.com/office/word/2024/wordml/sdtformatlock" xmlns:w16se="http://schemas.microsoft.com/office/word/2015/wordml/symex" xmlns:wpg="http://schemas.microsoft.com/office/word/2010/wordprocessingGroup" xmlns:wpi="http://schemas.microsoft.com/office/word/2010/wordprocessingInk" xmlns:wne="http://schemas.microsoft.com/office/word/2006/wordml" xmlns:wps="http://schemas.microsoft.com/office/word/2010/wordprocessingShape" mc:Ignorable="w14 w15 w16se w16cid w16 w16cex w16sdtdh w16sdtfl w16du wp14">
   <w:abstractNum w:abstractNumId="0" w15:restartNumberingAfterBreak="0">
+    <w:nsid w:val="0148445A"/>
+    <w:multiLevelType w:val="multilevel"/>
+    <w:tmpl w:val="DA126AB4"/>
+    <w:lvl w:ilvl="0">
+      <w:start w:val="1"/>
+      <w:numFmt w:val="decimal"/>
+      <w:lvlText w:val="%1."/>
+      <w:lvlJc w:val="left"/>
+      <w:pPr>
+        <w:tabs>
+          <w:tab w:val="num" w:pos="720"/>
+        </w:tabs>
+        <w:ind w:left="720" w:hanging="360"/>
+      </w:pPr>
+    </w:lvl>
+    <w:lvl w:ilvl="1" w:tentative="1">
+      <w:start w:val="1"/>
+      <w:numFmt w:val="decimal"/>
+      <w:lvlText w:val="%2."/>
+      <w:lvlJc w:val="left"/>
+      <w:pPr>
+        <w:tabs>
+          <w:tab w:val="num" w:pos="1440"/>
+        </w:tabs>
+        <w:ind w:left="1440" w:hanging="360"/>
+      </w:pPr>
+    </w:lvl>
+    <w:lvl w:ilvl="2" w:tentative="1">
+      <w:start w:val="1"/>
+      <w:numFmt w:val="decimal"/>
+      <w:lvlText w:val="%3."/>
+      <w:lvlJc w:val="left"/>
+      <w:pPr>
+        <w:tabs>
+          <w:tab w:val="num" w:pos="2160"/>
+        </w:tabs>
+        <w:ind w:left="2160" w:hanging="360"/>
+      </w:pPr>
+    </w:lvl>
+    <w:lvl w:ilvl="3" w:tentative="1">
+      <w:start w:val="1"/>
+      <w:numFmt w:val="decimal"/>
+      <w:lvlText w:val="%4."/>
+      <w:lvlJc w:val="left"/>
+      <w:pPr>
+        <w:tabs>
+          <w:tab w:val="num" w:pos="2880"/>
+        </w:tabs>
+        <w:ind w:left="2880" w:hanging="360"/>
+      </w:pPr>
+    </w:lvl>
+    <w:lvl w:ilvl="4" w:tentative="1">
+      <w:start w:val="1"/>
+      <w:numFmt w:val="decimal"/>
+      <w:lvlText w:val="%5."/>
+      <w:lvlJc w:val="left"/>
+      <w:pPr>
+        <w:tabs>
+          <w:tab w:val="num" w:pos="3600"/>
+        </w:tabs>
+        <w:ind w:left="3600" w:hanging="360"/>
+      </w:pPr>
+    </w:lvl>
+    <w:lvl w:ilvl="5" w:tentative="1">
+      <w:start w:val="1"/>
+      <w:numFmt w:val="decimal"/>
+      <w:lvlText w:val="%6."/>
+      <w:lvlJc w:val="left"/>
+      <w:pPr>
+        <w:tabs>
+          <w:tab w:val="num" w:pos="4320"/>
+        </w:tabs>
+        <w:ind w:left="4320" w:hanging="360"/>
+      </w:pPr>
+    </w:lvl>
+    <w:lvl w:ilvl="6" w:tentative="1">
+      <w:start w:val="1"/>
+      <w:numFmt w:val="decimal"/>
+      <w:lvlText w:val="%7."/>
+      <w:lvlJc w:val="left"/>
+      <w:pPr>
+        <w:tabs>
+          <w:tab w:val="num" w:pos="5040"/>
+        </w:tabs>
+        <w:ind w:left="5040" w:hanging="360"/>
+      </w:pPr>
+    </w:lvl>
+    <w:lvl w:ilvl="7" w:tentative="1">
+      <w:start w:val="1"/>
+      <w:numFmt w:val="decimal"/>
+      <w:lvlText w:val="%8."/>
+      <w:lvlJc w:val="left"/>
+      <w:pPr>
+        <w:tabs>
+          <w:tab w:val="num" w:pos="5760"/>
+        </w:tabs>
+        <w:ind w:left="5760" w:hanging="360"/>
+      </w:pPr>
+    </w:lvl>
+    <w:lvl w:ilvl="8" w:tentative="1">
+      <w:start w:val="1"/>
+      <w:numFmt w:val="decimal"/>
+      <w:lvlText w:val="%9."/>
+      <w:lvlJc w:val="left"/>
+      <w:pPr>
+        <w:tabs>
+          <w:tab w:val="num" w:pos="6480"/>
+        </w:tabs>
+        <w:ind w:left="6480" w:hanging="360"/>
+      </w:pPr>
+    </w:lvl>
+  </w:abstractNum>
+  <w:abstractNum w:abstractNumId="1" w15:restartNumberingAfterBreak="0">
     <w:nsid w:val="1FD67CBB"/>
     <w:multiLevelType w:val="multilevel"/>
     <w:tmpl w:val="BE5ED72E"/>
@@ -5023,7 +5786,7 @@
       </w:rPr>
     </w:lvl>
   </w:abstractNum>
-  <w:abstractNum w:abstractNumId="1" w15:restartNumberingAfterBreak="0">
+  <w:abstractNum w:abstractNumId="2" w15:restartNumberingAfterBreak="0">
     <w:nsid w:val="22637994"/>
     <w:multiLevelType w:val="multilevel"/>
     <w:tmpl w:val="005287D8"/>
@@ -5172,7 +5935,7 @@
       </w:rPr>
     </w:lvl>
   </w:abstractNum>
-  <w:abstractNum w:abstractNumId="2" w15:restartNumberingAfterBreak="0">
+  <w:abstractNum w:abstractNumId="3" w15:restartNumberingAfterBreak="0">
     <w:nsid w:val="2E9419F0"/>
     <w:multiLevelType w:val="multilevel"/>
     <w:tmpl w:val="7C622AD4"/>
@@ -5321,7 +6084,156 @@
       </w:rPr>
     </w:lvl>
   </w:abstractNum>
-  <w:abstractNum w:abstractNumId="3" w15:restartNumberingAfterBreak="0">
+  <w:abstractNum w:abstractNumId="4" w15:restartNumberingAfterBreak="0">
+    <w:nsid w:val="38130194"/>
+    <w:multiLevelType w:val="multilevel"/>
+    <w:tmpl w:val="689E0B2C"/>
+    <w:lvl w:ilvl="0">
+      <w:start w:val="1"/>
+      <w:numFmt w:val="bullet"/>
+      <w:lvlText w:val=""/>
+      <w:lvlJc w:val="left"/>
+      <w:pPr>
+        <w:tabs>
+          <w:tab w:val="num" w:pos="720"/>
+        </w:tabs>
+        <w:ind w:left="720" w:hanging="360"/>
+      </w:pPr>
+      <w:rPr>
+        <w:rFonts w:ascii="Symbol" w:hAnsi="Symbol" w:hint="default"/>
+        <w:sz w:val="20"/>
+      </w:rPr>
+    </w:lvl>
+    <w:lvl w:ilvl="1" w:tentative="1">
+      <w:start w:val="1"/>
+      <w:numFmt w:val="bullet"/>
+      <w:lvlText w:val="o"/>
+      <w:lvlJc w:val="left"/>
+      <w:pPr>
+        <w:tabs>
+          <w:tab w:val="num" w:pos="1440"/>
+        </w:tabs>
+        <w:ind w:left="1440" w:hanging="360"/>
+      </w:pPr>
+      <w:rPr>
+        <w:rFonts w:ascii="Courier New" w:hAnsi="Courier New" w:hint="default"/>
+        <w:sz w:val="20"/>
+      </w:rPr>
+    </w:lvl>
+    <w:lvl w:ilvl="2" w:tentative="1">
+      <w:start w:val="1"/>
+      <w:numFmt w:val="bullet"/>
+      <w:lvlText w:val=""/>
+      <w:lvlJc w:val="left"/>
+      <w:pPr>
+        <w:tabs>
+          <w:tab w:val="num" w:pos="2160"/>
+        </w:tabs>
+        <w:ind w:left="2160" w:hanging="360"/>
+      </w:pPr>
+      <w:rPr>
+        <w:rFonts w:ascii="Wingdings" w:hAnsi="Wingdings" w:hint="default"/>
+        <w:sz w:val="20"/>
+      </w:rPr>
+    </w:lvl>
+    <w:lvl w:ilvl="3" w:tentative="1">
+      <w:start w:val="1"/>
+      <w:numFmt w:val="bullet"/>
+      <w:lvlText w:val=""/>
+      <w:lvlJc w:val="left"/>
+      <w:pPr>
+        <w:tabs>
+          <w:tab w:val="num" w:pos="2880"/>
+        </w:tabs>
+        <w:ind w:left="2880" w:hanging="360"/>
+      </w:pPr>
+      <w:rPr>
+        <w:rFonts w:ascii="Wingdings" w:hAnsi="Wingdings" w:hint="default"/>
+        <w:sz w:val="20"/>
+      </w:rPr>
+    </w:lvl>
+    <w:lvl w:ilvl="4" w:tentative="1">
+      <w:start w:val="1"/>
+      <w:numFmt w:val="bullet"/>
+      <w:lvlText w:val=""/>
+      <w:lvlJc w:val="left"/>
+      <w:pPr>
+        <w:tabs>
+          <w:tab w:val="num" w:pos="3600"/>
+        </w:tabs>
+        <w:ind w:left="3600" w:hanging="360"/>
+      </w:pPr>
+      <w:rPr>
+        <w:rFonts w:ascii="Wingdings" w:hAnsi="Wingdings" w:hint="default"/>
+        <w:sz w:val="20"/>
+      </w:rPr>
+    </w:lvl>
+    <w:lvl w:ilvl="5" w:tentative="1">
+      <w:start w:val="1"/>
+      <w:numFmt w:val="bullet"/>
+      <w:lvlText w:val=""/>
+      <w:lvlJc w:val="left"/>
+      <w:pPr>
+        <w:tabs>
+          <w:tab w:val="num" w:pos="4320"/>
+        </w:tabs>
+        <w:ind w:left="4320" w:hanging="360"/>
+      </w:pPr>
+      <w:rPr>
+        <w:rFonts w:ascii="Wingdings" w:hAnsi="Wingdings" w:hint="default"/>
+        <w:sz w:val="20"/>
+      </w:rPr>
+    </w:lvl>
+    <w:lvl w:ilvl="6" w:tentative="1">
+      <w:start w:val="1"/>
+      <w:numFmt w:val="bullet"/>
+      <w:lvlText w:val=""/>
+      <w:lvlJc w:val="left"/>
+      <w:pPr>
+        <w:tabs>
+          <w:tab w:val="num" w:pos="5040"/>
+        </w:tabs>
+        <w:ind w:left="5040" w:hanging="360"/>
+      </w:pPr>
+      <w:rPr>
+        <w:rFonts w:ascii="Wingdings" w:hAnsi="Wingdings" w:hint="default"/>
+        <w:sz w:val="20"/>
+      </w:rPr>
+    </w:lvl>
+    <w:lvl w:ilvl="7" w:tentative="1">
+      <w:start w:val="1"/>
+      <w:numFmt w:val="bullet"/>
+      <w:lvlText w:val=""/>
+      <w:lvlJc w:val="left"/>
+      <w:pPr>
+        <w:tabs>
+          <w:tab w:val="num" w:pos="5760"/>
+        </w:tabs>
+        <w:ind w:left="5760" w:hanging="360"/>
+      </w:pPr>
+      <w:rPr>
+        <w:rFonts w:ascii="Wingdings" w:hAnsi="Wingdings" w:hint="default"/>
+        <w:sz w:val="20"/>
+      </w:rPr>
+    </w:lvl>
+    <w:lvl w:ilvl="8" w:tentative="1">
+      <w:start w:val="1"/>
+      <w:numFmt w:val="bullet"/>
+      <w:lvlText w:val=""/>
+      <w:lvlJc w:val="left"/>
+      <w:pPr>
+        <w:tabs>
+          <w:tab w:val="num" w:pos="6480"/>
+        </w:tabs>
+        <w:ind w:left="6480" w:hanging="360"/>
+      </w:pPr>
+      <w:rPr>
+        <w:rFonts w:ascii="Wingdings" w:hAnsi="Wingdings" w:hint="default"/>
+        <w:sz w:val="20"/>
+      </w:rPr>
+    </w:lvl>
+  </w:abstractNum>
+  <w:abstractNum w:abstractNumId="5" w15:restartNumberingAfterBreak="0">
     <w:nsid w:val="3B445B16"/>
     <w:multiLevelType w:val="multilevel"/>
     <w:tmpl w:val="4EC06B2C"/>
@@ -5434,7 +6346,7 @@
       </w:pPr>
     </w:lvl>
   </w:abstractNum>
-  <w:abstractNum w:abstractNumId="4" w15:restartNumberingAfterBreak="0">
+  <w:abstractNum w:abstractNumId="6" w15:restartNumberingAfterBreak="0">
     <w:nsid w:val="43C929EE"/>
     <w:multiLevelType w:val="multilevel"/>
     <w:tmpl w:val="902A4820"/>
@@ -5583,7 +6495,7 @@
       </w:rPr>
     </w:lvl>
   </w:abstractNum>
-  <w:abstractNum w:abstractNumId="5" w15:restartNumberingAfterBreak="0">
+  <w:abstractNum w:abstractNumId="7" w15:restartNumberingAfterBreak="0">
     <w:nsid w:val="47973E32"/>
     <w:multiLevelType w:val="multilevel"/>
     <w:tmpl w:val="6F0CB7C2"/>
@@ -5732,7 +6644,7 @@
       </w:rPr>
     </w:lvl>
   </w:abstractNum>
-  <w:abstractNum w:abstractNumId="6" w15:restartNumberingAfterBreak="0">
+  <w:abstractNum w:abstractNumId="8" w15:restartNumberingAfterBreak="0">
     <w:nsid w:val="54DF2504"/>
     <w:multiLevelType w:val="multilevel"/>
     <w:tmpl w:val="A176D8E6"/>
@@ -5881,7 +6793,7 @@
       </w:rPr>
     </w:lvl>
   </w:abstractNum>
-  <w:abstractNum w:abstractNumId="7" w15:restartNumberingAfterBreak="0">
+  <w:abstractNum w:abstractNumId="9" w15:restartNumberingAfterBreak="0">
     <w:nsid w:val="5BAA4E94"/>
     <w:multiLevelType w:val="multilevel"/>
     <w:tmpl w:val="9D704D98"/>
@@ -6030,7 +6942,156 @@
       </w:rPr>
     </w:lvl>
   </w:abstractNum>
-  <w:abstractNum w:abstractNumId="8" w15:restartNumberingAfterBreak="0">
+  <w:abstractNum w:abstractNumId="10" w15:restartNumberingAfterBreak="0">
+    <w:nsid w:val="5CAB5E25"/>
+    <w:multiLevelType w:val="multilevel"/>
+    <w:tmpl w:val="EF02ABCA"/>
+    <w:lvl w:ilvl="0">
+      <w:start w:val="1"/>
+      <w:numFmt w:val="bullet"/>
+      <w:lvlText w:val=""/>
+      <w:lvlJc w:val="left"/>
+      <w:pPr>
+        <w:tabs>
+          <w:tab w:val="num" w:pos="720"/>
+        </w:tabs>
+        <w:ind w:left="720" w:hanging="360"/>
+      </w:pPr>
+      <w:rPr>
+        <w:rFonts w:ascii="Symbol" w:hAnsi="Symbol" w:hint="default"/>
+        <w:sz w:val="20"/>
+      </w:rPr>
+    </w:lvl>
+    <w:lvl w:ilvl="1" w:tentative="1">
+      <w:start w:val="1"/>
+      <w:numFmt w:val="bullet"/>
+      <w:lvlText w:val="o"/>
+      <w:lvlJc w:val="left"/>
+      <w:pPr>
+        <w:tabs>
+          <w:tab w:val="num" w:pos="1440"/>
+        </w:tabs>
+        <w:ind w:left="1440" w:hanging="360"/>
+      </w:pPr>
+      <w:rPr>
+        <w:rFonts w:ascii="Courier New" w:hAnsi="Courier New" w:hint="default"/>
+        <w:sz w:val="20"/>
+      </w:rPr>
+    </w:lvl>
+    <w:lvl w:ilvl="2" w:tentative="1">
+      <w:start w:val="1"/>
+      <w:numFmt w:val="bullet"/>
+      <w:lvlText w:val=""/>
+      <w:lvlJc w:val="left"/>
+      <w:pPr>
+        <w:tabs>
+          <w:tab w:val="num" w:pos="2160"/>
+        </w:tabs>
+        <w:ind w:left="2160" w:hanging="360"/>
+      </w:pPr>
+      <w:rPr>
+        <w:rFonts w:ascii="Wingdings" w:hAnsi="Wingdings" w:hint="default"/>
+        <w:sz w:val="20"/>
+      </w:rPr>
+    </w:lvl>
+    <w:lvl w:ilvl="3" w:tentative="1">
+      <w:start w:val="1"/>
+      <w:numFmt w:val="bullet"/>
+      <w:lvlText w:val=""/>
+      <w:lvlJc w:val="left"/>
+      <w:pPr>
+        <w:tabs>
+          <w:tab w:val="num" w:pos="2880"/>
+        </w:tabs>
+        <w:ind w:left="2880" w:hanging="360"/>
+      </w:pPr>
+      <w:rPr>
+        <w:rFonts w:ascii="Wingdings" w:hAnsi="Wingdings" w:hint="default"/>
+        <w:sz w:val="20"/>
+      </w:rPr>
+    </w:lvl>
+    <w:lvl w:ilvl="4" w:tentative="1">
+      <w:start w:val="1"/>
+      <w:numFmt w:val="bullet"/>
+      <w:lvlText w:val=""/>
+      <w:lvlJc w:val="left"/>
+      <w:pPr>
+        <w:tabs>
+          <w:tab w:val="num" w:pos="3600"/>
+        </w:tabs>
+        <w:ind w:left="3600" w:hanging="360"/>
+      </w:pPr>
+      <w:rPr>
+        <w:rFonts w:ascii="Wingdings" w:hAnsi="Wingdings" w:hint="default"/>
+        <w:sz w:val="20"/>
+      </w:rPr>
+    </w:lvl>
+    <w:lvl w:ilvl="5" w:tentative="1">
+      <w:start w:val="1"/>
+      <w:numFmt w:val="bullet"/>
+      <w:lvlText w:val=""/>
+      <w:lvlJc w:val="left"/>
+      <w:pPr>
+        <w:tabs>
+          <w:tab w:val="num" w:pos="4320"/>
+        </w:tabs>
+        <w:ind w:left="4320" w:hanging="360"/>
+      </w:pPr>
+      <w:rPr>
+        <w:rFonts w:ascii="Wingdings" w:hAnsi="Wingdings" w:hint="default"/>
+        <w:sz w:val="20"/>
+      </w:rPr>
+    </w:lvl>
+    <w:lvl w:ilvl="6" w:tentative="1">
+      <w:start w:val="1"/>
+      <w:numFmt w:val="bullet"/>
+      <w:lvlText w:val=""/>
+      <w:lvlJc w:val="left"/>
+      <w:pPr>
+        <w:tabs>
+          <w:tab w:val="num" w:pos="5040"/>
+        </w:tabs>
+        <w:ind w:left="5040" w:hanging="360"/>
+      </w:pPr>
+      <w:rPr>
+        <w:rFonts w:ascii="Wingdings" w:hAnsi="Wingdings" w:hint="default"/>
+        <w:sz w:val="20"/>
+      </w:rPr>
+    </w:lvl>
+    <w:lvl w:ilvl="7" w:tentative="1">
+      <w:start w:val="1"/>
+      <w:numFmt w:val="bullet"/>
+      <w:lvlText w:val=""/>
+      <w:lvlJc w:val="left"/>
+      <w:pPr>
+        <w:tabs>
+          <w:tab w:val="num" w:pos="5760"/>
+        </w:tabs>
+        <w:ind w:left="5760" w:hanging="360"/>
+      </w:pPr>
+      <w:rPr>
+        <w:rFonts w:ascii="Wingdings" w:hAnsi="Wingdings" w:hint="default"/>
+        <w:sz w:val="20"/>
+      </w:rPr>
+    </w:lvl>
+    <w:lvl w:ilvl="8" w:tentative="1">
+      <w:start w:val="1"/>
+      <w:numFmt w:val="bullet"/>
+      <w:lvlText w:val=""/>
+      <w:lvlJc w:val="left"/>
+      <w:pPr>
+        <w:tabs>
+          <w:tab w:val="num" w:pos="6480"/>
+        </w:tabs>
+        <w:ind w:left="6480" w:hanging="360"/>
+      </w:pPr>
+      <w:rPr>
+        <w:rFonts w:ascii="Wingdings" w:hAnsi="Wingdings" w:hint="default"/>
+        <w:sz w:val="20"/>
+      </w:rPr>
+    </w:lvl>
+  </w:abstractNum>
+  <w:abstractNum w:abstractNumId="11" w15:restartNumberingAfterBreak="0">
     <w:nsid w:val="65D86482"/>
     <w:multiLevelType w:val="multilevel"/>
     <w:tmpl w:val="3754ED3C"/>
@@ -6179,7 +7240,7 @@
       </w:rPr>
     </w:lvl>
   </w:abstractNum>
-  <w:abstractNum w:abstractNumId="9" w15:restartNumberingAfterBreak="0">
+  <w:abstractNum w:abstractNumId="12" w15:restartNumberingAfterBreak="0">
     <w:nsid w:val="6B9B6901"/>
     <w:multiLevelType w:val="multilevel"/>
     <w:tmpl w:val="4B56BA68"/>
@@ -6328,7 +7389,7 @@
       </w:rPr>
     </w:lvl>
   </w:abstractNum>
-  <w:abstractNum w:abstractNumId="10" w15:restartNumberingAfterBreak="0">
+  <w:abstractNum w:abstractNumId="13" w15:restartNumberingAfterBreak="0">
     <w:nsid w:val="73C34E7C"/>
     <w:multiLevelType w:val="multilevel"/>
     <w:tmpl w:val="7EEED382"/>
@@ -6478,37 +7539,46 @@
     </w:lvl>
   </w:abstractNum>
   <w:num w:numId="1" w16cid:durableId="998078619">
+    <w:abstractNumId w:val="3"/>
+  </w:num>
+  <w:num w:numId="2" w16cid:durableId="1374039856">
+    <w:abstractNumId w:val="11"/>
+  </w:num>
+  <w:num w:numId="3" w16cid:durableId="926115501">
+    <w:abstractNumId w:val="8"/>
+  </w:num>
+  <w:num w:numId="4" w16cid:durableId="1792750171">
+    <w:abstractNumId w:val="13"/>
+  </w:num>
+  <w:num w:numId="5" w16cid:durableId="2142650367">
+    <w:abstractNumId w:val="5"/>
+  </w:num>
+  <w:num w:numId="6" w16cid:durableId="344793090">
+    <w:abstractNumId w:val="9"/>
+  </w:num>
+  <w:num w:numId="7" w16cid:durableId="1002929135">
+    <w:abstractNumId w:val="1"/>
+  </w:num>
+  <w:num w:numId="8" w16cid:durableId="1174761964">
+    <w:abstractNumId w:val="6"/>
+  </w:num>
+  <w:num w:numId="9" w16cid:durableId="559943479">
+    <w:abstractNumId w:val="7"/>
+  </w:num>
+  <w:num w:numId="10" w16cid:durableId="1826623257">
+    <w:abstractNumId w:val="12"/>
+  </w:num>
+  <w:num w:numId="11" w16cid:durableId="1743795546">
     <w:abstractNumId w:val="2"/>
   </w:num>
-  <w:num w:numId="2" w16cid:durableId="1374039856">
-    <w:abstractNumId w:val="8"/>
+  <w:num w:numId="12" w16cid:durableId="1973317001">
+    <w:abstractNumId w:val="4"/>
   </w:num>
-  <w:num w:numId="3" w16cid:durableId="926115501">
-    <w:abstractNumId w:val="6"/>
-  </w:num>
-  <w:num w:numId="4" w16cid:durableId="1792750171">
-    <w:abstractNumId w:val="10"/>
-  </w:num>
-  <w:num w:numId="5" w16cid:durableId="2142650367">
-    <w:abstractNumId w:val="3"/>
-  </w:num>
-  <w:num w:numId="6" w16cid:durableId="344793090">
-    <w:abstractNumId w:val="7"/>
-  </w:num>
-  <w:num w:numId="7" w16cid:durableId="1002929135">
+  <w:num w:numId="13" w16cid:durableId="16784287">
     <w:abstractNumId w:val="0"/>
   </w:num>
-  <w:num w:numId="8" w16cid:durableId="1174761964">
-    <w:abstractNumId w:val="4"/>
-  </w:num>
-  <w:num w:numId="9" w16cid:durableId="559943479">
-    <w:abstractNumId w:val="5"/>
-  </w:num>
-  <w:num w:numId="10" w16cid:durableId="1826623257">
-    <w:abstractNumId w:val="9"/>
-  </w:num>
-  <w:num w:numId="11" w16cid:durableId="1743795546">
-    <w:abstractNumId w:val="1"/>
+  <w:num w:numId="14" w16cid:durableId="2096856164">
+    <w:abstractNumId w:val="10"/>
   </w:num>
 </w:numbering>
 </file>
@@ -7116,6 +8186,7 @@
   <w:style w:type="character" w:default="1" w:styleId="DefaultParagraphFont">
     <w:name w:val="Default Paragraph Font"/>
     <w:uiPriority w:val="1"/>
+    <w:semiHidden/>
     <w:unhideWhenUsed/>
   </w:style>
   <w:style w:type="table" w:default="1" w:styleId="TableNormal">

--- a/Embedded_AI/ClassNotes/Class_Notes_Embedded_AI.docx
+++ b/Embedded_AI/ClassNotes/Class_Notes_Embedded_AI.docx
@@ -25,7 +25,21 @@
         <w:rPr>
           <w:sz w:val="22"/>
         </w:rPr>
-        <w:t xml:space="preserve">The video content details Google’s recent announcement of its </w:t>
+        <w:t xml:space="preserve">The </w:t>
+      </w:r>
+      <w:proofErr w:type="gramStart"/>
+      <w:r>
+        <w:rPr>
+          <w:sz w:val="22"/>
+        </w:rPr>
+        <w:t>video content</w:t>
+      </w:r>
+      <w:proofErr w:type="gramEnd"/>
+      <w:r>
+        <w:rPr>
+          <w:sz w:val="22"/>
+        </w:rPr>
+        <w:t xml:space="preserve"> details Google’s recent announcement of its </w:t>
       </w:r>
       <w:r>
         <w:rPr>
@@ -269,7 +283,21 @@
         <w:rPr>
           <w:sz w:val="22"/>
         </w:rPr>
-        <w:t>. Google claims this can reduce frontier model training time from months to weeks.</w:t>
+        <w:t xml:space="preserve">. Google claims this can reduce frontier model training time from </w:t>
+      </w:r>
+      <w:proofErr w:type="gramStart"/>
+      <w:r>
+        <w:rPr>
+          <w:sz w:val="22"/>
+        </w:rPr>
+        <w:t>months</w:t>
+      </w:r>
+      <w:proofErr w:type="gramEnd"/>
+      <w:r>
+        <w:rPr>
+          <w:sz w:val="22"/>
+        </w:rPr>
+        <w:t xml:space="preserve"> to weeks.</w:t>
       </w:r>
     </w:p>
     <w:p>
@@ -395,19 +423,22 @@
           <w:sz w:val="22"/>
         </w:rPr>
       </w:pPr>
+      <w:proofErr w:type="spellStart"/>
       <w:r>
         <w:rPr>
           <w:sz w:val="22"/>
         </w:rPr>
         <w:t>LiteRT</w:t>
       </w:r>
-    </w:p>
-    <w:p>
-      <w:pPr>
-        <w:rPr>
-          <w:sz w:val="22"/>
-        </w:rPr>
-      </w:pPr>
+      <w:proofErr w:type="spellEnd"/>
+    </w:p>
+    <w:p>
+      <w:pPr>
+        <w:rPr>
+          <w:sz w:val="22"/>
+        </w:rPr>
+      </w:pPr>
+      <w:proofErr w:type="spellStart"/>
       <w:r>
         <w:rPr>
           <w:b/>
@@ -416,6 +447,7 @@
         </w:rPr>
         <w:t>LiteRT</w:t>
       </w:r>
+      <w:proofErr w:type="spellEnd"/>
       <w:r>
         <w:rPr>
           <w:sz w:val="22"/>
@@ -436,6 +468,7 @@
         </w:rPr>
         <w:t xml:space="preserve">) is Google’s high-performance framework for running machine learning and Generative AI models directly </w:t>
       </w:r>
+      <w:proofErr w:type="gramStart"/>
       <w:r>
         <w:rPr>
           <w:b/>
@@ -444,6 +477,7 @@
         </w:rPr>
         <w:t>on-device</w:t>
       </w:r>
+      <w:proofErr w:type="gramEnd"/>
       <w:r>
         <w:rPr>
           <w:sz w:val="22"/>
@@ -464,13 +498,41 @@
         <w:lastRenderedPageBreak/>
         <w:t xml:space="preserve">If the name sounds new but familiar, that is because </w:t>
       </w:r>
-      <w:r>
-        <w:rPr>
-          <w:b/>
-          <w:bCs/>
-          <w:sz w:val="22"/>
-        </w:rPr>
-        <w:t>LiteRT is the official, rebranded successor to TensorFlow Lite (TFLite)</w:t>
+      <w:proofErr w:type="spellStart"/>
+      <w:r>
+        <w:rPr>
+          <w:b/>
+          <w:bCs/>
+          <w:sz w:val="22"/>
+        </w:rPr>
+        <w:t>LiteRT</w:t>
+      </w:r>
+      <w:proofErr w:type="spellEnd"/>
+      <w:r>
+        <w:rPr>
+          <w:b/>
+          <w:bCs/>
+          <w:sz w:val="22"/>
+        </w:rPr>
+        <w:t xml:space="preserve"> is the official, rebranded successor to TensorFlow Lite (</w:t>
+      </w:r>
+      <w:proofErr w:type="spellStart"/>
+      <w:r>
+        <w:rPr>
+          <w:b/>
+          <w:bCs/>
+          <w:sz w:val="22"/>
+        </w:rPr>
+        <w:t>TFLite</w:t>
+      </w:r>
+      <w:proofErr w:type="spellEnd"/>
+      <w:r>
+        <w:rPr>
+          <w:b/>
+          <w:bCs/>
+          <w:sz w:val="22"/>
+        </w:rPr>
+        <w:t>)</w:t>
       </w:r>
       <w:r>
         <w:rPr>
@@ -489,7 +551,21 @@
         <w:rPr>
           <w:sz w:val="22"/>
         </w:rPr>
-        <w:t>Google updated the name to reflect an expanded vision: while the original framework was tied strictly to TensorFlow, LiteRT is a universal runtime built to seamlessly support multiple machine learning frameworks.</w:t>
+        <w:t xml:space="preserve">Google updated the name to reflect an expanded vision: while the original framework was tied strictly to TensorFlow, </w:t>
+      </w:r>
+      <w:proofErr w:type="spellStart"/>
+      <w:r>
+        <w:rPr>
+          <w:sz w:val="22"/>
+        </w:rPr>
+        <w:t>LiteRT</w:t>
+      </w:r>
+      <w:proofErr w:type="spellEnd"/>
+      <w:r>
+        <w:rPr>
+          <w:sz w:val="22"/>
+        </w:rPr>
+        <w:t xml:space="preserve"> is a universal runtime built to seamlessly support multiple machine learning frameworks.</w:t>
       </w:r>
     </w:p>
     <w:p>
@@ -521,8 +597,18 @@
           <w:bCs/>
           <w:sz w:val="22"/>
         </w:rPr>
-        <w:t>Key Features of LiteRT</w:t>
-      </w:r>
+        <w:t xml:space="preserve">Key Features of </w:t>
+      </w:r>
+      <w:proofErr w:type="spellStart"/>
+      <w:r>
+        <w:rPr>
+          <w:b/>
+          <w:bCs/>
+          <w:sz w:val="22"/>
+        </w:rPr>
+        <w:t>LiteRT</w:t>
+      </w:r>
+      <w:proofErr w:type="spellEnd"/>
     </w:p>
     <w:p>
       <w:pPr>
@@ -546,21 +632,107 @@
         <w:rPr>
           <w:sz w:val="22"/>
         </w:rPr>
-        <w:t xml:space="preserve"> You don't have to use TensorFlow anymore. LiteRT allows you to take models trained in </w:t>
-      </w:r>
-      <w:r>
-        <w:rPr>
-          <w:b/>
-          <w:bCs/>
-          <w:sz w:val="22"/>
-        </w:rPr>
-        <w:t>PyTorch, JAX, Keras, or TensorFlow</w:t>
-      </w:r>
-      <w:r>
-        <w:rPr>
-          <w:sz w:val="22"/>
-        </w:rPr>
-        <w:t xml:space="preserve"> and convert them into the highly efficient .tflite or .litertlm flat-buffer formats.</w:t>
+        <w:t xml:space="preserve"> You don't have to use TensorFlow anymore. </w:t>
+      </w:r>
+      <w:proofErr w:type="spellStart"/>
+      <w:r>
+        <w:rPr>
+          <w:sz w:val="22"/>
+        </w:rPr>
+        <w:t>LiteRT</w:t>
+      </w:r>
+      <w:proofErr w:type="spellEnd"/>
+      <w:r>
+        <w:rPr>
+          <w:sz w:val="22"/>
+        </w:rPr>
+        <w:t xml:space="preserve"> allows you to take models trained in </w:t>
+      </w:r>
+      <w:proofErr w:type="spellStart"/>
+      <w:r>
+        <w:rPr>
+          <w:b/>
+          <w:bCs/>
+          <w:sz w:val="22"/>
+        </w:rPr>
+        <w:t>PyTorch</w:t>
+      </w:r>
+      <w:proofErr w:type="spellEnd"/>
+      <w:r>
+        <w:rPr>
+          <w:b/>
+          <w:bCs/>
+          <w:sz w:val="22"/>
+        </w:rPr>
+        <w:t xml:space="preserve">, JAX, </w:t>
+      </w:r>
+      <w:proofErr w:type="spellStart"/>
+      <w:r>
+        <w:rPr>
+          <w:b/>
+          <w:bCs/>
+          <w:sz w:val="22"/>
+        </w:rPr>
+        <w:t>Keras</w:t>
+      </w:r>
+      <w:proofErr w:type="spellEnd"/>
+      <w:r>
+        <w:rPr>
+          <w:b/>
+          <w:bCs/>
+          <w:sz w:val="22"/>
+        </w:rPr>
+        <w:t>, or TensorFlow</w:t>
+      </w:r>
+      <w:r>
+        <w:rPr>
+          <w:sz w:val="22"/>
+        </w:rPr>
+        <w:t xml:space="preserve"> and convert them into the highly </w:t>
+      </w:r>
+      <w:proofErr w:type="gramStart"/>
+      <w:r>
+        <w:rPr>
+          <w:sz w:val="22"/>
+        </w:rPr>
+        <w:t>efficient .</w:t>
+      </w:r>
+      <w:proofErr w:type="spellStart"/>
+      <w:r>
+        <w:rPr>
+          <w:sz w:val="22"/>
+        </w:rPr>
+        <w:t>tflite</w:t>
+      </w:r>
+      <w:proofErr w:type="spellEnd"/>
+      <w:proofErr w:type="gramEnd"/>
+      <w:r>
+        <w:rPr>
+          <w:sz w:val="22"/>
+        </w:rPr>
+        <w:t xml:space="preserve"> </w:t>
+      </w:r>
+      <w:proofErr w:type="gramStart"/>
+      <w:r>
+        <w:rPr>
+          <w:sz w:val="22"/>
+        </w:rPr>
+        <w:t>or .</w:t>
+      </w:r>
+      <w:proofErr w:type="spellStart"/>
+      <w:r>
+        <w:rPr>
+          <w:sz w:val="22"/>
+        </w:rPr>
+        <w:t>litertlm</w:t>
+      </w:r>
+      <w:proofErr w:type="spellEnd"/>
+      <w:proofErr w:type="gramEnd"/>
+      <w:r>
+        <w:rPr>
+          <w:sz w:val="22"/>
+        </w:rPr>
+        <w:t xml:space="preserve"> flat-buffer formats.</w:t>
       </w:r>
     </w:p>
     <w:p>
@@ -638,15 +810,39 @@
         <w:rPr>
           <w:sz w:val="22"/>
         </w:rPr>
-        <w:t xml:space="preserve"> Alongside classic ML (like object detection and image segmentation), LiteRT features </w:t>
-      </w:r>
-      <w:r>
-        <w:rPr>
-          <w:b/>
-          <w:bCs/>
-          <w:sz w:val="22"/>
-        </w:rPr>
-        <w:t>LiteRT-LM</w:t>
+        <w:t xml:space="preserve"> Alongside classic ML (like object detection and image segmentation), </w:t>
+      </w:r>
+      <w:proofErr w:type="spellStart"/>
+      <w:r>
+        <w:rPr>
+          <w:sz w:val="22"/>
+        </w:rPr>
+        <w:t>LiteRT</w:t>
+      </w:r>
+      <w:proofErr w:type="spellEnd"/>
+      <w:r>
+        <w:rPr>
+          <w:sz w:val="22"/>
+        </w:rPr>
+        <w:t xml:space="preserve"> features </w:t>
+      </w:r>
+      <w:proofErr w:type="spellStart"/>
+      <w:r>
+        <w:rPr>
+          <w:b/>
+          <w:bCs/>
+          <w:sz w:val="22"/>
+        </w:rPr>
+        <w:t>LiteRT</w:t>
+      </w:r>
+      <w:proofErr w:type="spellEnd"/>
+      <w:r>
+        <w:rPr>
+          <w:b/>
+          <w:bCs/>
+          <w:sz w:val="22"/>
+        </w:rPr>
+        <w:t>-LM</w:t>
       </w:r>
       <w:r>
         <w:rPr>
@@ -707,15 +903,39 @@
         <w:rPr>
           <w:sz w:val="22"/>
         </w:rPr>
-        <w:t xml:space="preserve">Under the hood, LiteRT retains the core, battle-tested architecture that has powered billions of devices since 2017. The transition primarily streamlines APIs, introduces modern developer features like the </w:t>
-      </w:r>
-      <w:r>
-        <w:rPr>
-          <w:b/>
-          <w:bCs/>
-          <w:sz w:val="22"/>
-        </w:rPr>
-        <w:t>CompiledModel API</w:t>
+        <w:t xml:space="preserve">Under the hood, </w:t>
+      </w:r>
+      <w:proofErr w:type="spellStart"/>
+      <w:r>
+        <w:rPr>
+          <w:sz w:val="22"/>
+        </w:rPr>
+        <w:t>LiteRT</w:t>
+      </w:r>
+      <w:proofErr w:type="spellEnd"/>
+      <w:r>
+        <w:rPr>
+          <w:sz w:val="22"/>
+        </w:rPr>
+        <w:t xml:space="preserve"> retains the core, battle-tested architecture that has powered billions of devices since 2017. The transition primarily streamlines APIs, introduces modern developer features like the </w:t>
+      </w:r>
+      <w:proofErr w:type="spellStart"/>
+      <w:r>
+        <w:rPr>
+          <w:b/>
+          <w:bCs/>
+          <w:sz w:val="22"/>
+        </w:rPr>
+        <w:t>CompiledModel</w:t>
+      </w:r>
+      <w:proofErr w:type="spellEnd"/>
+      <w:r>
+        <w:rPr>
+          <w:b/>
+          <w:bCs/>
+          <w:sz w:val="22"/>
+        </w:rPr>
+        <w:t xml:space="preserve"> API</w:t>
       </w:r>
       <w:r>
         <w:rPr>
@@ -3229,44 +3449,38 @@
           <w:sz w:val="22"/>
         </w:rPr>
       </w:pPr>
-      <w:r>
-        <w:rPr>
-          <w:sz w:val="22"/>
-        </w:rPr>
-        <w:lastRenderedPageBreak/>
-        <w:t>Aravind,Samriddh,Pratik,Devesh, Jacob,Subodh, Nidhi W, Nidhi C,Navin, Niteesh, manasi, Sudipa,Albin,Shubankit,Akash,Ajay, Partmesh</w:t>
-      </w:r>
-      <w:r>
-        <w:rPr>
-          <w:sz w:val="22"/>
-        </w:rPr>
-        <w:t>,Navin, Yash, Suguna,Ajinkya,Abhijeet, Sadu,Jaydeep,Sandesh,Tejas, Sanjeevani, Suraj</w:t>
-      </w:r>
-    </w:p>
-    <w:p>
-      <w:pPr>
-        <w:rPr>
-          <w:sz w:val="22"/>
-        </w:rPr>
-      </w:pPr>
-    </w:p>
-    <w:p>
-      <w:pPr>
-        <w:rPr>
-          <w:sz w:val="22"/>
-        </w:rPr>
-      </w:pPr>
-      <w:r>
-        <w:rPr>
-          <w:sz w:val="22"/>
-        </w:rPr>
-        <w:t>Notes: 04/01/2026</w:t>
-      </w:r>
-      <w:r>
-        <w:rPr>
-          <w:sz w:val="22"/>
-        </w:rPr>
-        <w:t xml:space="preserve">  2.5Hrs</w:t>
+    </w:p>
+    <w:p>
+      <w:pPr>
+        <w:rPr>
+          <w:sz w:val="22"/>
+        </w:rPr>
+      </w:pPr>
+      <w:r>
+        <w:rPr>
+          <w:sz w:val="22"/>
+        </w:rPr>
+        <w:t>Notes: 04/01/</w:t>
+      </w:r>
+      <w:proofErr w:type="gramStart"/>
+      <w:r>
+        <w:rPr>
+          <w:sz w:val="22"/>
+        </w:rPr>
+        <w:t>2026</w:t>
+      </w:r>
+      <w:r>
+        <w:rPr>
+          <w:sz w:val="22"/>
+        </w:rPr>
+        <w:t xml:space="preserve">  2</w:t>
+      </w:r>
+      <w:proofErr w:type="gramEnd"/>
+      <w:r>
+        <w:rPr>
+          <w:sz w:val="22"/>
+        </w:rPr>
+        <w:t>.5Hrs</w:t>
       </w:r>
     </w:p>
     <w:p>
@@ -3676,14 +3890,7 @@
               <w:rPr>
                 <w:sz w:val="22"/>
               </w:rPr>
-              <w:t xml:space="preserve">. This </w:t>
-            </w:r>
-            <w:r>
-              <w:rPr>
-                <w:sz w:val="22"/>
-              </w:rPr>
-              <w:lastRenderedPageBreak/>
-              <w:t xml:space="preserve">usually leads to </w:t>
+              <w:t xml:space="preserve">. This usually leads to </w:t>
             </w:r>
             <w:r>
               <w:rPr>
@@ -3717,7 +3924,6 @@
               <w:rPr>
                 <w:sz w:val="22"/>
               </w:rPr>
-              <w:lastRenderedPageBreak/>
               <w:t xml:space="preserve">This method models the relationship between input variables (features) and continuous output variables, often framed as a </w:t>
             </w:r>
             <w:r>
@@ -3732,14 +3938,7 @@
               <w:rPr>
                 <w:sz w:val="22"/>
               </w:rPr>
-              <w:t xml:space="preserve">. Regression </w:t>
-            </w:r>
-            <w:r>
-              <w:rPr>
-                <w:sz w:val="22"/>
-              </w:rPr>
-              <w:lastRenderedPageBreak/>
-              <w:t>is used for tasks like filling missing data, filtering data, or predicting a numerical quantity (e.g., predicting the next hour's temperature).</w:t>
+              <w:t>. Regression is used for tasks like filling missing data, filtering data, or predicting a numerical quantity (e.g., predicting the next hour's temperature).</w:t>
             </w:r>
           </w:p>
         </w:tc>
@@ -4263,7 +4462,6 @@
         <w:rPr>
           <w:sz w:val="22"/>
         </w:rPr>
-        <w:lastRenderedPageBreak/>
         <w:t xml:space="preserve">What does a </w:t>
       </w:r>
       <w:r>
@@ -4305,6 +4503,12 @@
           <w:sz w:val="22"/>
         </w:rPr>
         <w:br/>
+      </w:r>
+      <w:r>
+        <w:rPr>
+          <w:sz w:val="22"/>
+        </w:rPr>
+        <w:lastRenderedPageBreak/>
         <w:t>C. Cluster centers of unlabeled data</w:t>
       </w:r>
       <w:r>
@@ -4903,11 +5107,19 @@
           <w:sz w:val="22"/>
         </w:rPr>
       </w:pPr>
-      <w:r>
-        <w:rPr>
-          <w:sz w:val="22"/>
-        </w:rPr>
-        <w:t>Notes : 21/01/2026</w:t>
+      <w:proofErr w:type="gramStart"/>
+      <w:r>
+        <w:rPr>
+          <w:sz w:val="22"/>
+        </w:rPr>
+        <w:t>Notes :</w:t>
+      </w:r>
+      <w:proofErr w:type="gramEnd"/>
+      <w:r>
+        <w:rPr>
+          <w:sz w:val="22"/>
+        </w:rPr>
+        <w:t xml:space="preserve"> 21/01/2026</w:t>
       </w:r>
     </w:p>
     <w:p>
@@ -5042,7 +5254,21 @@
         <w:rPr>
           <w:sz w:val="22"/>
         </w:rPr>
-        <w:t>Same notebook → Python testing → TFLite → STM32</w:t>
+        <w:t xml:space="preserve">Same notebook → Python testing → </w:t>
+      </w:r>
+      <w:proofErr w:type="spellStart"/>
+      <w:r>
+        <w:rPr>
+          <w:sz w:val="22"/>
+        </w:rPr>
+        <w:t>TFLite</w:t>
+      </w:r>
+      <w:proofErr w:type="spellEnd"/>
+      <w:r>
+        <w:rPr>
+          <w:sz w:val="22"/>
+        </w:rPr>
+        <w:t xml:space="preserve"> → STM32</w:t>
       </w:r>
     </w:p>
     <w:p>
@@ -5431,11 +5657,63 @@
           <w:sz w:val="22"/>
         </w:rPr>
       </w:pPr>
-      <w:r>
-        <w:rPr>
-          <w:sz w:val="22"/>
-        </w:rPr>
-        <w:t>set_tensor()        input_tensor-&gt;data.f[]</w:t>
+      <w:proofErr w:type="spellStart"/>
+      <w:r>
+        <w:rPr>
+          <w:sz w:val="22"/>
+        </w:rPr>
+        <w:t>set_</w:t>
+      </w:r>
+      <w:proofErr w:type="gramStart"/>
+      <w:r>
+        <w:rPr>
+          <w:sz w:val="22"/>
+        </w:rPr>
+        <w:t>tensor</w:t>
+      </w:r>
+      <w:proofErr w:type="spellEnd"/>
+      <w:r>
+        <w:rPr>
+          <w:sz w:val="22"/>
+        </w:rPr>
+        <w:t>(</w:t>
+      </w:r>
+      <w:proofErr w:type="gramEnd"/>
+      <w:r>
+        <w:rPr>
+          <w:sz w:val="22"/>
+        </w:rPr>
+        <w:t>)        </w:t>
+      </w:r>
+      <w:proofErr w:type="spellStart"/>
+      <w:r>
+        <w:rPr>
+          <w:sz w:val="22"/>
+        </w:rPr>
+        <w:t>input_tensor</w:t>
+      </w:r>
+      <w:proofErr w:type="spellEnd"/>
+      <w:r>
+        <w:rPr>
+          <w:sz w:val="22"/>
+        </w:rPr>
+        <w:t>-&gt;</w:t>
+      </w:r>
+      <w:proofErr w:type="spellStart"/>
+      <w:proofErr w:type="gramStart"/>
+      <w:r>
+        <w:rPr>
+          <w:sz w:val="22"/>
+        </w:rPr>
+        <w:t>data.f</w:t>
+      </w:r>
+      <w:proofErr w:type="spellEnd"/>
+      <w:proofErr w:type="gramEnd"/>
+      <w:r>
+        <w:rPr>
+          <w:sz w:val="22"/>
+        </w:rPr>
+        <w:t>[]</w:t>
       </w:r>
     </w:p>
     <w:p>
@@ -5445,11 +5723,41 @@
           <w:sz w:val="22"/>
         </w:rPr>
       </w:pPr>
-      <w:r>
-        <w:rPr>
-          <w:sz w:val="22"/>
-        </w:rPr>
-        <w:t>invoke()            TfLiteInvoke()</w:t>
+      <w:proofErr w:type="gramStart"/>
+      <w:r>
+        <w:rPr>
+          <w:sz w:val="22"/>
+        </w:rPr>
+        <w:t>invoke(</w:t>
+      </w:r>
+      <w:proofErr w:type="gramEnd"/>
+      <w:r>
+        <w:rPr>
+          <w:sz w:val="22"/>
+        </w:rPr>
+        <w:t>)            </w:t>
+      </w:r>
+      <w:proofErr w:type="spellStart"/>
+      <w:proofErr w:type="gramStart"/>
+      <w:r>
+        <w:rPr>
+          <w:sz w:val="22"/>
+        </w:rPr>
+        <w:t>TfLiteInvoke</w:t>
+      </w:r>
+      <w:proofErr w:type="spellEnd"/>
+      <w:r>
+        <w:rPr>
+          <w:sz w:val="22"/>
+        </w:rPr>
+        <w:t>(</w:t>
+      </w:r>
+      <w:proofErr w:type="gramEnd"/>
+      <w:r>
+        <w:rPr>
+          <w:sz w:val="22"/>
+        </w:rPr>
+        <w:t>)</w:t>
       </w:r>
     </w:p>
     <w:p>
@@ -5459,11 +5767,63 @@
           <w:sz w:val="22"/>
         </w:rPr>
       </w:pPr>
-      <w:r>
-        <w:rPr>
-          <w:sz w:val="22"/>
-        </w:rPr>
-        <w:t>get_tensor()        output_tensor-&gt;data.f[]</w:t>
+      <w:proofErr w:type="spellStart"/>
+      <w:r>
+        <w:rPr>
+          <w:sz w:val="22"/>
+        </w:rPr>
+        <w:t>get_</w:t>
+      </w:r>
+      <w:proofErr w:type="gramStart"/>
+      <w:r>
+        <w:rPr>
+          <w:sz w:val="22"/>
+        </w:rPr>
+        <w:t>tensor</w:t>
+      </w:r>
+      <w:proofErr w:type="spellEnd"/>
+      <w:r>
+        <w:rPr>
+          <w:sz w:val="22"/>
+        </w:rPr>
+        <w:t>(</w:t>
+      </w:r>
+      <w:proofErr w:type="gramEnd"/>
+      <w:r>
+        <w:rPr>
+          <w:sz w:val="22"/>
+        </w:rPr>
+        <w:t>)        </w:t>
+      </w:r>
+      <w:proofErr w:type="spellStart"/>
+      <w:r>
+        <w:rPr>
+          <w:sz w:val="22"/>
+        </w:rPr>
+        <w:t>output_tensor</w:t>
+      </w:r>
+      <w:proofErr w:type="spellEnd"/>
+      <w:r>
+        <w:rPr>
+          <w:sz w:val="22"/>
+        </w:rPr>
+        <w:t>-&gt;</w:t>
+      </w:r>
+      <w:proofErr w:type="spellStart"/>
+      <w:proofErr w:type="gramStart"/>
+      <w:r>
+        <w:rPr>
+          <w:sz w:val="22"/>
+        </w:rPr>
+        <w:t>data.f</w:t>
+      </w:r>
+      <w:proofErr w:type="spellEnd"/>
+      <w:proofErr w:type="gramEnd"/>
+      <w:r>
+        <w:rPr>
+          <w:sz w:val="22"/>
+        </w:rPr>
+        <w:t>[]</w:t>
       </w:r>
     </w:p>
     <w:p>
